--- a/docs/master/doc/06_TEST_OPERATION_IMPLEMENTATION_PLAN.docx
+++ b/docs/master/doc/06_TEST_OPERATION_IMPLEMENTATION_PLAN.docx
@@ -10,7 +10,7 @@
         <w:t xml:space="preserve">06_TEST_OPERATION_IMPLEMENTATION_PLAN</w:t>
       </w:r>
     </w:p>
-    <w:bookmarkStart w:id="61" w:name="onsure-시험운영구현-계획서"/>
+    <w:bookmarkStart w:id="62" w:name="onsure-시험운영구현-계획서"/>
     <w:p>
       <w:pPr>
         <w:pStyle w:val="Heading1"/>
@@ -899,7 +899,7 @@
       </w:r>
     </w:p>
     <w:bookmarkEnd w:id="37"/>
-    <w:bookmarkStart w:id="48" w:name="시험-체계"/>
+    <w:bookmarkStart w:id="49" w:name="시험-체계"/>
     <w:p>
       <w:pPr>
         <w:pStyle w:val="Heading2"/>
@@ -940,7 +940,7 @@
         <w:pStyle w:val="FirstParagraph"/>
       </w:pPr>
       <w:r>
-        <w:t xml:space="preserve">OpenAPI, Event Schema, OLicense Token, Payment Webhook, Git Provider.</w:t>
+        <w:t xml:space="preserve">OpenAPI, Event Schema, OLicense Token, Payment Webhook, Git Provider, SARIF/SBOM(CycloneDX·SPDX) 출력 스키마 유효성.</w:t>
       </w:r>
     </w:p>
     <w:bookmarkEnd w:id="39"/>
@@ -1327,13 +1327,131 @@
         <w:t xml:space="preserve">실패 Test 삭제 시도</w:t>
       </w:r>
     </w:p>
+    <w:p>
+      <w:pPr>
+        <w:numPr>
+          <w:ilvl w:val="0"/>
+          <w:numId w:val="1011"/>
+        </w:numPr>
+        <w:pStyle w:val="Compact"/>
+      </w:pPr>
+      <w:r>
+        <w:t xml:space="preserve">요구사항 미연결 고아 코드(역방향 Traceability 탐지 검증)</w:t>
+      </w:r>
+    </w:p>
+    <w:p>
+      <w:pPr>
+        <w:numPr>
+          <w:ilvl w:val="0"/>
+          <w:numId w:val="1011"/>
+        </w:numPr>
+        <w:pStyle w:val="Compact"/>
+      </w:pPr>
+      <w:r>
+        <w:t xml:space="preserve">Docstring/주석과 실제 동작이 다른 코드(Doc-Code Consistency 검증)</w:t>
+      </w:r>
+    </w:p>
+    <w:p>
+      <w:pPr>
+        <w:numPr>
+          <w:ilvl w:val="0"/>
+          <w:numId w:val="1011"/>
+        </w:numPr>
+        <w:pStyle w:val="Compact"/>
+      </w:pPr>
+      <w:r>
+        <w:t xml:space="preserve">커밋/PR 설명에서 거짓 또는 과장된 완료·테스트통과 주장(Self-Claim Verification 검증)</w:t>
+      </w:r>
+    </w:p>
+    <w:p>
+      <w:pPr>
+        <w:numPr>
+          <w:ilvl w:val="0"/>
+          <w:numId w:val="1011"/>
+        </w:numPr>
+        <w:pStyle w:val="Compact"/>
+      </w:pPr>
+      <w:r>
+        <w:t xml:space="preserve">Cross-Model 1차/2차 판정 고의 불일치 케이스(자동 승격 대신 Human 회부되는지 검증)</w:t>
+      </w:r>
+    </w:p>
+    <w:p>
+      <w:pPr>
+        <w:numPr>
+          <w:ilvl w:val="0"/>
+          <w:numId w:val="1011"/>
+        </w:numPr>
+        <w:pStyle w:val="Compact"/>
+      </w:pPr>
+      <w:r>
+        <w:t xml:space="preserve">Cross-Program Breaking Change: 한 Program의 Interface 변경이 다른 Program에 미치는 영향 탐지 검증</w:t>
+      </w:r>
+    </w:p>
     <w:bookmarkEnd w:id="43"/>
-    <w:bookmarkStart w:id="44" w:name="olicense-fixture"/>
+    <w:bookmarkStart w:id="44" w:name="mutation-testing-blast-radius-fixture"/>
     <w:p>
       <w:pPr>
         <w:pStyle w:val="Heading3"/>
       </w:pPr>
       <w:r>
+        <w:t xml:space="preserve">Mutation Testing / Blast Radius Fixture</w:t>
+      </w:r>
+    </w:p>
+    <w:p>
+      <w:pPr>
+        <w:numPr>
+          <w:ilvl w:val="0"/>
+          <w:numId w:val="1012"/>
+        </w:numPr>
+        <w:pStyle w:val="Compact"/>
+      </w:pPr>
+      <w:r>
+        <w:t xml:space="preserve">강한 Assertion과 약한 Assertion을 가진 동일 기능 Pair(Mutation Score 차이 검증)</w:t>
+      </w:r>
+    </w:p>
+    <w:p>
+      <w:pPr>
+        <w:numPr>
+          <w:ilvl w:val="0"/>
+          <w:numId w:val="1012"/>
+        </w:numPr>
+        <w:pStyle w:val="Compact"/>
+      </w:pPr>
+      <w:r>
+        <w:t xml:space="preserve">Mutation 주입 후에도 Test가 모두 통과하는 케이스(테스트 실효성 부재 탐지)</w:t>
+      </w:r>
+    </w:p>
+    <w:p>
+      <w:pPr>
+        <w:numPr>
+          <w:ilvl w:val="0"/>
+          <w:numId w:val="1012"/>
+        </w:numPr>
+        <w:pStyle w:val="Compact"/>
+      </w:pPr>
+      <w:r>
+        <w:t xml:space="preserve">다중 Program에 영향을 주는 Patch의 Blast Radius 예측 정확도(DRY_RUN 예측 vs 실제 적용 결과 비교)</w:t>
+      </w:r>
+    </w:p>
+    <w:p>
+      <w:pPr>
+        <w:numPr>
+          <w:ilvl w:val="0"/>
+          <w:numId w:val="1012"/>
+        </w:numPr>
+        <w:pStyle w:val="Compact"/>
+      </w:pPr>
+      <w:r>
+        <w:t xml:space="preserve">기능은 고쳤지만 성능이 저하되는 Patch(BehaviorDiffReport의 REGRESSION_FAILED 자동판정 검증)</w:t>
+      </w:r>
+    </w:p>
+    <w:bookmarkEnd w:id="44"/>
+    <w:bookmarkStart w:id="45" w:name="olicense-fixture"/>
+    <w:p>
+      <w:pPr>
+        <w:pStyle w:val="Heading3"/>
+      </w:pPr>
+      <w:r>
         <w:t xml:space="preserve">OLicense Fixture</w:t>
       </w:r>
     </w:p>
@@ -1341,7 +1459,7 @@
       <w:pPr>
         <w:numPr>
           <w:ilvl w:val="0"/>
-          <w:numId w:val="1012"/>
+          <w:numId w:val="1013"/>
         </w:numPr>
         <w:pStyle w:val="Compact"/>
       </w:pPr>
@@ -1353,7 +1471,7 @@
       <w:pPr>
         <w:numPr>
           <w:ilvl w:val="0"/>
-          <w:numId w:val="1012"/>
+          <w:numId w:val="1013"/>
         </w:numPr>
         <w:pStyle w:val="Compact"/>
       </w:pPr>
@@ -1365,7 +1483,7 @@
       <w:pPr>
         <w:numPr>
           <w:ilvl w:val="0"/>
-          <w:numId w:val="1012"/>
+          <w:numId w:val="1013"/>
         </w:numPr>
         <w:pStyle w:val="Compact"/>
       </w:pPr>
@@ -1377,7 +1495,7 @@
       <w:pPr>
         <w:numPr>
           <w:ilvl w:val="0"/>
-          <w:numId w:val="1012"/>
+          <w:numId w:val="1013"/>
         </w:numPr>
         <w:pStyle w:val="Compact"/>
       </w:pPr>
@@ -1389,7 +1507,7 @@
       <w:pPr>
         <w:numPr>
           <w:ilvl w:val="0"/>
-          <w:numId w:val="1012"/>
+          <w:numId w:val="1013"/>
         </w:numPr>
         <w:pStyle w:val="Compact"/>
       </w:pPr>
@@ -1401,7 +1519,7 @@
       <w:pPr>
         <w:numPr>
           <w:ilvl w:val="0"/>
-          <w:numId w:val="1012"/>
+          <w:numId w:val="1013"/>
         </w:numPr>
         <w:pStyle w:val="Compact"/>
       </w:pPr>
@@ -1413,7 +1531,7 @@
       <w:pPr>
         <w:numPr>
           <w:ilvl w:val="0"/>
-          <w:numId w:val="1012"/>
+          <w:numId w:val="1013"/>
         </w:numPr>
         <w:pStyle w:val="Compact"/>
       </w:pPr>
@@ -1425,7 +1543,7 @@
       <w:pPr>
         <w:numPr>
           <w:ilvl w:val="0"/>
-          <w:numId w:val="1012"/>
+          <w:numId w:val="1013"/>
         </w:numPr>
         <w:pStyle w:val="Compact"/>
       </w:pPr>
@@ -1433,8 +1551,8 @@
         <w:t xml:space="preserve">Offline Usage 중복 동기화</w:t>
       </w:r>
     </w:p>
-    <w:bookmarkEnd w:id="44"/>
-    <w:bookmarkStart w:id="45" w:name="omemory-재귀학습-fixture"/>
+    <w:bookmarkEnd w:id="45"/>
+    <w:bookmarkStart w:id="46" w:name="omemory-재귀학습-fixture"/>
     <w:p>
       <w:pPr>
         <w:pStyle w:val="Heading3"/>
@@ -1447,7 +1565,7 @@
       <w:pPr>
         <w:numPr>
           <w:ilvl w:val="0"/>
-          <w:numId w:val="1013"/>
+          <w:numId w:val="1014"/>
         </w:numPr>
         <w:pStyle w:val="Compact"/>
       </w:pPr>
@@ -1459,7 +1577,7 @@
       <w:pPr>
         <w:numPr>
           <w:ilvl w:val="0"/>
-          <w:numId w:val="1013"/>
+          <w:numId w:val="1014"/>
         </w:numPr>
         <w:pStyle w:val="Compact"/>
       </w:pPr>
@@ -1471,7 +1589,7 @@
       <w:pPr>
         <w:numPr>
           <w:ilvl w:val="0"/>
-          <w:numId w:val="1013"/>
+          <w:numId w:val="1014"/>
         </w:numPr>
         <w:pStyle w:val="Compact"/>
       </w:pPr>
@@ -1483,7 +1601,7 @@
       <w:pPr>
         <w:numPr>
           <w:ilvl w:val="0"/>
-          <w:numId w:val="1013"/>
+          <w:numId w:val="1014"/>
         </w:numPr>
         <w:pStyle w:val="Compact"/>
       </w:pPr>
@@ -1495,7 +1613,7 @@
       <w:pPr>
         <w:numPr>
           <w:ilvl w:val="0"/>
-          <w:numId w:val="1013"/>
+          <w:numId w:val="1014"/>
         </w:numPr>
         <w:pStyle w:val="Compact"/>
       </w:pPr>
@@ -1507,7 +1625,7 @@
       <w:pPr>
         <w:numPr>
           <w:ilvl w:val="0"/>
-          <w:numId w:val="1013"/>
+          <w:numId w:val="1014"/>
         </w:numPr>
         <w:pStyle w:val="Compact"/>
       </w:pPr>
@@ -1515,8 +1633,8 @@
         <w:t xml:space="preserve">자기 참조 승인 시도(개정을 제안한 Agent가 스스로 회귀 통과를 승인하려는 경로) 차단</w:t>
       </w:r>
     </w:p>
-    <w:bookmarkEnd w:id="45"/>
-    <w:bookmarkStart w:id="47" w:name="ai바이브-코딩-생성-코드-fixture"/>
+    <w:bookmarkEnd w:id="46"/>
+    <w:bookmarkStart w:id="48" w:name="ai바이브-코딩-생성-코드-fixture"/>
     <w:p>
       <w:pPr>
         <w:pStyle w:val="Heading3"/>
@@ -1529,7 +1647,7 @@
       <w:pPr>
         <w:pStyle w:val="FirstParagraph"/>
       </w:pPr>
-      <w:hyperlink r:id="rId46">
+      <w:hyperlink r:id="rId47">
         <w:r>
           <w:rPr>
             <w:rStyle w:val="Hyperlink"/>
@@ -1586,9 +1704,9 @@
         <w:t xml:space="preserve">- 하드코딩된 System Prompt, 과도한 Tool 권한</w:t>
       </w:r>
     </w:p>
-    <w:bookmarkEnd w:id="47"/>
     <w:bookmarkEnd w:id="48"/>
-    <w:bookmarkStart w:id="50" w:name="비기능-시험"/>
+    <w:bookmarkEnd w:id="49"/>
+    <w:bookmarkStart w:id="51" w:name="비기능-시험"/>
     <w:p>
       <w:pPr>
         <w:pStyle w:val="Heading2"/>
@@ -1601,7 +1719,7 @@
       <w:pPr>
         <w:numPr>
           <w:ilvl w:val="0"/>
-          <w:numId w:val="1014"/>
+          <w:numId w:val="1015"/>
         </w:numPr>
         <w:pStyle w:val="Compact"/>
       </w:pPr>
@@ -1611,7 +1729,7 @@
       <w:r>
         <w:t xml:space="preserve"> </w:t>
       </w:r>
-      <w:hyperlink r:id="rId49">
+      <w:hyperlink r:id="rId50">
         <w:r>
           <w:rPr>
             <w:rStyle w:val="Hyperlink"/>
@@ -1630,7 +1748,7 @@
       <w:pPr>
         <w:numPr>
           <w:ilvl w:val="0"/>
-          <w:numId w:val="1014"/>
+          <w:numId w:val="1015"/>
         </w:numPr>
         <w:pStyle w:val="Compact"/>
       </w:pPr>
@@ -1642,7 +1760,7 @@
       <w:pPr>
         <w:numPr>
           <w:ilvl w:val="0"/>
-          <w:numId w:val="1014"/>
+          <w:numId w:val="1015"/>
         </w:numPr>
         <w:pStyle w:val="Compact"/>
       </w:pPr>
@@ -1654,7 +1772,7 @@
       <w:pPr>
         <w:numPr>
           <w:ilvl w:val="0"/>
-          <w:numId w:val="1014"/>
+          <w:numId w:val="1015"/>
         </w:numPr>
         <w:pStyle w:val="Compact"/>
       </w:pPr>
@@ -1666,7 +1784,7 @@
       <w:pPr>
         <w:numPr>
           <w:ilvl w:val="0"/>
-          <w:numId w:val="1014"/>
+          <w:numId w:val="1015"/>
         </w:numPr>
         <w:pStyle w:val="Compact"/>
       </w:pPr>
@@ -1678,7 +1796,7 @@
       <w:pPr>
         <w:numPr>
           <w:ilvl w:val="0"/>
-          <w:numId w:val="1014"/>
+          <w:numId w:val="1015"/>
         </w:numPr>
         <w:pStyle w:val="Compact"/>
       </w:pPr>
@@ -1690,7 +1808,7 @@
       <w:pPr>
         <w:numPr>
           <w:ilvl w:val="0"/>
-          <w:numId w:val="1014"/>
+          <w:numId w:val="1015"/>
         </w:numPr>
         <w:pStyle w:val="Compact"/>
       </w:pPr>
@@ -1702,7 +1820,7 @@
       <w:pPr>
         <w:numPr>
           <w:ilvl w:val="0"/>
-          <w:numId w:val="1014"/>
+          <w:numId w:val="1015"/>
         </w:numPr>
         <w:pStyle w:val="Compact"/>
       </w:pPr>
@@ -1714,7 +1832,7 @@
       <w:pPr>
         <w:numPr>
           <w:ilvl w:val="0"/>
-          <w:numId w:val="1014"/>
+          <w:numId w:val="1015"/>
         </w:numPr>
         <w:pStyle w:val="Compact"/>
       </w:pPr>
@@ -1726,7 +1844,7 @@
       <w:pPr>
         <w:numPr>
           <w:ilvl w:val="0"/>
-          <w:numId w:val="1014"/>
+          <w:numId w:val="1015"/>
         </w:numPr>
         <w:pStyle w:val="Compact"/>
       </w:pPr>
@@ -1738,7 +1856,7 @@
       <w:pPr>
         <w:numPr>
           <w:ilvl w:val="0"/>
-          <w:numId w:val="1014"/>
+          <w:numId w:val="1015"/>
         </w:numPr>
         <w:pStyle w:val="Compact"/>
       </w:pPr>
@@ -1746,8 +1864,8 @@
         <w:t xml:space="preserve">데이터 삭제 완전성</w:t>
       </w:r>
     </w:p>
-    <w:bookmarkEnd w:id="50"/>
-    <w:bookmarkStart w:id="51" w:name="코드리뷰-절차"/>
+    <w:bookmarkEnd w:id="51"/>
+    <w:bookmarkStart w:id="52" w:name="코드리뷰-절차"/>
     <w:p>
       <w:pPr>
         <w:pStyle w:val="Heading2"/>
@@ -1760,7 +1878,7 @@
       <w:pPr>
         <w:numPr>
           <w:ilvl w:val="0"/>
-          <w:numId w:val="1015"/>
+          <w:numId w:val="1016"/>
         </w:numPr>
         <w:pStyle w:val="Compact"/>
       </w:pPr>
@@ -1772,7 +1890,7 @@
       <w:pPr>
         <w:numPr>
           <w:ilvl w:val="0"/>
-          <w:numId w:val="1015"/>
+          <w:numId w:val="1016"/>
         </w:numPr>
         <w:pStyle w:val="Compact"/>
       </w:pPr>
@@ -1784,7 +1902,7 @@
       <w:pPr>
         <w:numPr>
           <w:ilvl w:val="0"/>
-          <w:numId w:val="1015"/>
+          <w:numId w:val="1016"/>
         </w:numPr>
         <w:pStyle w:val="Compact"/>
       </w:pPr>
@@ -1796,7 +1914,7 @@
       <w:pPr>
         <w:numPr>
           <w:ilvl w:val="0"/>
-          <w:numId w:val="1015"/>
+          <w:numId w:val="1016"/>
         </w:numPr>
         <w:pStyle w:val="Compact"/>
       </w:pPr>
@@ -1808,7 +1926,7 @@
       <w:pPr>
         <w:numPr>
           <w:ilvl w:val="0"/>
-          <w:numId w:val="1015"/>
+          <w:numId w:val="1016"/>
         </w:numPr>
         <w:pStyle w:val="Compact"/>
       </w:pPr>
@@ -1820,7 +1938,7 @@
       <w:pPr>
         <w:numPr>
           <w:ilvl w:val="0"/>
-          <w:numId w:val="1015"/>
+          <w:numId w:val="1016"/>
         </w:numPr>
         <w:pStyle w:val="Compact"/>
       </w:pPr>
@@ -1832,7 +1950,7 @@
       <w:pPr>
         <w:numPr>
           <w:ilvl w:val="0"/>
-          <w:numId w:val="1015"/>
+          <w:numId w:val="1016"/>
         </w:numPr>
         <w:pStyle w:val="Compact"/>
       </w:pPr>
@@ -1848,8 +1966,8 @@
         <w:t xml:space="preserve">Critical 또는 High가 존재하면 Merge Ready가 될 수 없다. Accepted Risk는 권한자, 사유, 만료일, 보완통제를 기록한다.</w:t>
       </w:r>
     </w:p>
-    <w:bookmarkEnd w:id="51"/>
-    <w:bookmarkStart w:id="56" w:name="출시-검증"/>
+    <w:bookmarkEnd w:id="52"/>
+    <w:bookmarkStart w:id="57" w:name="출시-검증"/>
     <w:p>
       <w:pPr>
         <w:pStyle w:val="Heading2"/>
@@ -1858,7 +1976,7 @@
         <w:t xml:space="preserve">8. 출시 검증</w:t>
       </w:r>
     </w:p>
-    <w:bookmarkStart w:id="52" w:name="alpha"/>
+    <w:bookmarkStart w:id="53" w:name="alpha"/>
     <w:p>
       <w:pPr>
         <w:pStyle w:val="Heading3"/>
@@ -1875,8 +1993,8 @@
         <w:t xml:space="preserve">내부 Fixture와 제한 Repository. 데이터 보존과 외부 배포 금지.</w:t>
       </w:r>
     </w:p>
-    <w:bookmarkEnd w:id="52"/>
-    <w:bookmarkStart w:id="53" w:name="beta"/>
+    <w:bookmarkEnd w:id="53"/>
+    <w:bookmarkStart w:id="54" w:name="beta"/>
     <w:p>
       <w:pPr>
         <w:pStyle w:val="Heading3"/>
@@ -1893,8 +2011,8 @@
         <w:t xml:space="preserve">선정 고객 Web Case와 VS Code Pilot. 전문가 검토 필수.</w:t>
       </w:r>
     </w:p>
-    <w:bookmarkEnd w:id="53"/>
-    <w:bookmarkStart w:id="54" w:name="release-candidate"/>
+    <w:bookmarkEnd w:id="54"/>
+    <w:bookmarkStart w:id="55" w:name="release-candidate"/>
     <w:p>
       <w:pPr>
         <w:pStyle w:val="Heading3"/>
@@ -1911,8 +2029,8 @@
         <w:t xml:space="preserve">전체 E2E 연속 2회, 성능·보안·복구, OLicense, 결제·환불, 삭제 시험 통과.</w:t>
       </w:r>
     </w:p>
-    <w:bookmarkEnd w:id="54"/>
-    <w:bookmarkStart w:id="55" w:name="general-availability"/>
+    <w:bookmarkEnd w:id="55"/>
+    <w:bookmarkStart w:id="56" w:name="general-availability"/>
     <w:p>
       <w:pPr>
         <w:pStyle w:val="Heading3"/>
@@ -1929,9 +2047,9 @@
         <w:t xml:space="preserve">SLA, Support, Billing, Security 문서, Incident Runbook, Rollback 준비 완료.</w:t>
       </w:r>
     </w:p>
-    <w:bookmarkEnd w:id="55"/>
     <w:bookmarkEnd w:id="56"/>
-    <w:bookmarkStart w:id="57" w:name="운영-runbook"/>
+    <w:bookmarkEnd w:id="57"/>
+    <w:bookmarkStart w:id="58" w:name="운영-runbook"/>
     <w:p>
       <w:pPr>
         <w:pStyle w:val="Heading2"/>
@@ -1944,7 +2062,7 @@
       <w:pPr>
         <w:numPr>
           <w:ilvl w:val="0"/>
-          <w:numId w:val="1016"/>
+          <w:numId w:val="1017"/>
         </w:numPr>
         <w:pStyle w:val="Compact"/>
       </w:pPr>
@@ -1956,7 +2074,7 @@
       <w:pPr>
         <w:numPr>
           <w:ilvl w:val="0"/>
-          <w:numId w:val="1016"/>
+          <w:numId w:val="1017"/>
         </w:numPr>
         <w:pStyle w:val="Compact"/>
       </w:pPr>
@@ -1968,7 +2086,7 @@
       <w:pPr>
         <w:numPr>
           <w:ilvl w:val="0"/>
-          <w:numId w:val="1016"/>
+          <w:numId w:val="1017"/>
         </w:numPr>
         <w:pStyle w:val="Compact"/>
       </w:pPr>
@@ -1980,7 +2098,7 @@
       <w:pPr>
         <w:numPr>
           <w:ilvl w:val="0"/>
-          <w:numId w:val="1016"/>
+          <w:numId w:val="1017"/>
         </w:numPr>
         <w:pStyle w:val="Compact"/>
       </w:pPr>
@@ -1992,7 +2110,7 @@
       <w:pPr>
         <w:numPr>
           <w:ilvl w:val="0"/>
-          <w:numId w:val="1016"/>
+          <w:numId w:val="1017"/>
         </w:numPr>
         <w:pStyle w:val="Compact"/>
       </w:pPr>
@@ -2004,7 +2122,7 @@
       <w:pPr>
         <w:numPr>
           <w:ilvl w:val="0"/>
-          <w:numId w:val="1016"/>
+          <w:numId w:val="1017"/>
         </w:numPr>
         <w:pStyle w:val="Compact"/>
       </w:pPr>
@@ -2016,7 +2134,7 @@
       <w:pPr>
         <w:numPr>
           <w:ilvl w:val="0"/>
-          <w:numId w:val="1016"/>
+          <w:numId w:val="1017"/>
         </w:numPr>
         <w:pStyle w:val="Compact"/>
       </w:pPr>
@@ -2028,7 +2146,7 @@
       <w:pPr>
         <w:numPr>
           <w:ilvl w:val="0"/>
-          <w:numId w:val="1016"/>
+          <w:numId w:val="1017"/>
         </w:numPr>
         <w:pStyle w:val="Compact"/>
       </w:pPr>
@@ -2040,7 +2158,7 @@
       <w:pPr>
         <w:numPr>
           <w:ilvl w:val="0"/>
-          <w:numId w:val="1016"/>
+          <w:numId w:val="1017"/>
         </w:numPr>
         <w:pStyle w:val="Compact"/>
       </w:pPr>
@@ -2052,7 +2170,7 @@
       <w:pPr>
         <w:numPr>
           <w:ilvl w:val="0"/>
-          <w:numId w:val="1016"/>
+          <w:numId w:val="1017"/>
         </w:numPr>
         <w:pStyle w:val="Compact"/>
       </w:pPr>
@@ -2064,7 +2182,7 @@
       <w:pPr>
         <w:numPr>
           <w:ilvl w:val="0"/>
-          <w:numId w:val="1016"/>
+          <w:numId w:val="1017"/>
         </w:numPr>
         <w:pStyle w:val="Compact"/>
       </w:pPr>
@@ -2076,7 +2194,7 @@
       <w:pPr>
         <w:numPr>
           <w:ilvl w:val="0"/>
-          <w:numId w:val="1016"/>
+          <w:numId w:val="1017"/>
         </w:numPr>
         <w:pStyle w:val="Compact"/>
       </w:pPr>
@@ -2088,7 +2206,7 @@
       <w:pPr>
         <w:numPr>
           <w:ilvl w:val="0"/>
-          <w:numId w:val="1016"/>
+          <w:numId w:val="1017"/>
         </w:numPr>
         <w:pStyle w:val="Compact"/>
       </w:pPr>
@@ -2111,7 +2229,7 @@
       <w:r>
         <w:t xml:space="preserve">Customer Communication은 공개 Status Page(구성요소별 가동 상태, 진행 중 사고 게시)와 영향받은 Organization 대상 개별 통지(</w:t>
       </w:r>
-      <w:hyperlink r:id="rId49">
+      <w:hyperlink r:id="rId50">
         <w:r>
           <w:rPr>
             <w:rStyle w:val="Hyperlink"/>
@@ -2126,8 +2244,8 @@
         <w:t xml:space="preserve">§10-1 ONotify)로 이원화한다. Critical 사고는 Status Page 게시와 개별 통지를 15분 이내 동시에 시작한다.</w:t>
       </w:r>
     </w:p>
-    <w:bookmarkEnd w:id="57"/>
-    <w:bookmarkStart w:id="58" w:name="모니터링"/>
+    <w:bookmarkEnd w:id="58"/>
+    <w:bookmarkStart w:id="59" w:name="모니터링"/>
     <w:p>
       <w:pPr>
         <w:pStyle w:val="Heading2"/>
@@ -2140,7 +2258,7 @@
       <w:pPr>
         <w:numPr>
           <w:ilvl w:val="0"/>
-          <w:numId w:val="1017"/>
+          <w:numId w:val="1018"/>
         </w:numPr>
         <w:pStyle w:val="Compact"/>
       </w:pPr>
@@ -2152,7 +2270,7 @@
       <w:pPr>
         <w:numPr>
           <w:ilvl w:val="0"/>
-          <w:numId w:val="1017"/>
+          <w:numId w:val="1018"/>
         </w:numPr>
         <w:pStyle w:val="Compact"/>
       </w:pPr>
@@ -2164,7 +2282,7 @@
       <w:pPr>
         <w:numPr>
           <w:ilvl w:val="0"/>
-          <w:numId w:val="1017"/>
+          <w:numId w:val="1018"/>
         </w:numPr>
         <w:pStyle w:val="Compact"/>
       </w:pPr>
@@ -2176,7 +2294,7 @@
       <w:pPr>
         <w:numPr>
           <w:ilvl w:val="0"/>
-          <w:numId w:val="1017"/>
+          <w:numId w:val="1018"/>
         </w:numPr>
         <w:pStyle w:val="Compact"/>
       </w:pPr>
@@ -2188,7 +2306,7 @@
       <w:pPr>
         <w:numPr>
           <w:ilvl w:val="0"/>
-          <w:numId w:val="1017"/>
+          <w:numId w:val="1018"/>
         </w:numPr>
         <w:pStyle w:val="Compact"/>
       </w:pPr>
@@ -2200,7 +2318,7 @@
       <w:pPr>
         <w:numPr>
           <w:ilvl w:val="0"/>
-          <w:numId w:val="1017"/>
+          <w:numId w:val="1018"/>
         </w:numPr>
         <w:pStyle w:val="Compact"/>
       </w:pPr>
@@ -2212,7 +2330,7 @@
       <w:pPr>
         <w:numPr>
           <w:ilvl w:val="0"/>
-          <w:numId w:val="1017"/>
+          <w:numId w:val="1018"/>
         </w:numPr>
         <w:pStyle w:val="Compact"/>
       </w:pPr>
@@ -2224,7 +2342,7 @@
       <w:pPr>
         <w:numPr>
           <w:ilvl w:val="0"/>
-          <w:numId w:val="1017"/>
+          <w:numId w:val="1018"/>
         </w:numPr>
         <w:pStyle w:val="Compact"/>
       </w:pPr>
@@ -2236,7 +2354,7 @@
       <w:pPr>
         <w:numPr>
           <w:ilvl w:val="0"/>
-          <w:numId w:val="1017"/>
+          <w:numId w:val="1018"/>
         </w:numPr>
         <w:pStyle w:val="Compact"/>
       </w:pPr>
@@ -2248,7 +2366,7 @@
       <w:pPr>
         <w:numPr>
           <w:ilvl w:val="0"/>
-          <w:numId w:val="1017"/>
+          <w:numId w:val="1018"/>
         </w:numPr>
         <w:pStyle w:val="Compact"/>
       </w:pPr>
@@ -2260,7 +2378,7 @@
       <w:pPr>
         <w:numPr>
           <w:ilvl w:val="0"/>
-          <w:numId w:val="1017"/>
+          <w:numId w:val="1018"/>
         </w:numPr>
         <w:pStyle w:val="Compact"/>
       </w:pPr>
@@ -2272,7 +2390,7 @@
       <w:pPr>
         <w:numPr>
           <w:ilvl w:val="0"/>
-          <w:numId w:val="1017"/>
+          <w:numId w:val="1018"/>
         </w:numPr>
         <w:pStyle w:val="Compact"/>
       </w:pPr>
@@ -2284,7 +2402,7 @@
       <w:pPr>
         <w:numPr>
           <w:ilvl w:val="0"/>
-          <w:numId w:val="1017"/>
+          <w:numId w:val="1018"/>
         </w:numPr>
         <w:pStyle w:val="Compact"/>
       </w:pPr>
@@ -2292,8 +2410,8 @@
         <w:t xml:space="preserve">KnowledgePattern 강등률과 공유 Corpus 승격률</w:t>
       </w:r>
     </w:p>
-    <w:bookmarkEnd w:id="58"/>
-    <w:bookmarkStart w:id="59" w:name="우선-구현-순서"/>
+    <w:bookmarkEnd w:id="59"/>
+    <w:bookmarkStart w:id="60" w:name="우선-구현-순서"/>
     <w:p>
       <w:pPr>
         <w:pStyle w:val="Heading2"/>
@@ -2306,7 +2424,7 @@
       <w:pPr>
         <w:numPr>
           <w:ilvl w:val="0"/>
-          <w:numId w:val="1018"/>
+          <w:numId w:val="1019"/>
         </w:numPr>
         <w:pStyle w:val="Compact"/>
       </w:pPr>
@@ -2318,7 +2436,7 @@
       <w:pPr>
         <w:numPr>
           <w:ilvl w:val="0"/>
-          <w:numId w:val="1018"/>
+          <w:numId w:val="1019"/>
         </w:numPr>
         <w:pStyle w:val="Compact"/>
       </w:pPr>
@@ -2330,7 +2448,7 @@
       <w:pPr>
         <w:numPr>
           <w:ilvl w:val="0"/>
-          <w:numId w:val="1018"/>
+          <w:numId w:val="1019"/>
         </w:numPr>
         <w:pStyle w:val="Compact"/>
       </w:pPr>
@@ -2342,7 +2460,7 @@
       <w:pPr>
         <w:numPr>
           <w:ilvl w:val="0"/>
-          <w:numId w:val="1018"/>
+          <w:numId w:val="1019"/>
         </w:numPr>
         <w:pStyle w:val="Compact"/>
       </w:pPr>
@@ -2354,7 +2472,7 @@
       <w:pPr>
         <w:numPr>
           <w:ilvl w:val="0"/>
-          <w:numId w:val="1018"/>
+          <w:numId w:val="1019"/>
         </w:numPr>
         <w:pStyle w:val="Compact"/>
       </w:pPr>
@@ -2366,7 +2484,7 @@
       <w:pPr>
         <w:numPr>
           <w:ilvl w:val="0"/>
-          <w:numId w:val="1018"/>
+          <w:numId w:val="1019"/>
         </w:numPr>
         <w:pStyle w:val="Compact"/>
       </w:pPr>
@@ -2378,7 +2496,7 @@
       <w:pPr>
         <w:numPr>
           <w:ilvl w:val="0"/>
-          <w:numId w:val="1018"/>
+          <w:numId w:val="1019"/>
         </w:numPr>
         <w:pStyle w:val="Compact"/>
       </w:pPr>
@@ -2390,7 +2508,7 @@
       <w:pPr>
         <w:numPr>
           <w:ilvl w:val="0"/>
-          <w:numId w:val="1018"/>
+          <w:numId w:val="1019"/>
         </w:numPr>
         <w:pStyle w:val="Compact"/>
       </w:pPr>
@@ -2402,7 +2520,7 @@
       <w:pPr>
         <w:numPr>
           <w:ilvl w:val="0"/>
-          <w:numId w:val="1018"/>
+          <w:numId w:val="1019"/>
         </w:numPr>
         <w:pStyle w:val="Compact"/>
       </w:pPr>
@@ -2414,7 +2532,7 @@
       <w:pPr>
         <w:numPr>
           <w:ilvl w:val="0"/>
-          <w:numId w:val="1018"/>
+          <w:numId w:val="1019"/>
         </w:numPr>
         <w:pStyle w:val="Compact"/>
       </w:pPr>
@@ -2426,7 +2544,7 @@
       <w:pPr>
         <w:numPr>
           <w:ilvl w:val="0"/>
-          <w:numId w:val="1018"/>
+          <w:numId w:val="1019"/>
         </w:numPr>
         <w:pStyle w:val="Compact"/>
       </w:pPr>
@@ -2434,8 +2552,8 @@
         <w:t xml:space="preserve">OMemory 재귀학습 루프 자동화(RCA→Rule 개정→Golden Fixture 회귀→Promote)</w:t>
       </w:r>
     </w:p>
-    <w:bookmarkEnd w:id="59"/>
-    <w:bookmarkStart w:id="60" w:name="최종-수용기준"/>
+    <w:bookmarkEnd w:id="60"/>
+    <w:bookmarkStart w:id="61" w:name="최종-수용기준"/>
     <w:p>
       <w:pPr>
         <w:pStyle w:val="Heading2"/>
@@ -2448,7 +2566,7 @@
       <w:pPr>
         <w:numPr>
           <w:ilvl w:val="0"/>
-          <w:numId w:val="1019"/>
+          <w:numId w:val="1020"/>
         </w:numPr>
         <w:pStyle w:val="Compact"/>
       </w:pPr>
@@ -2460,7 +2578,7 @@
       <w:pPr>
         <w:numPr>
           <w:ilvl w:val="0"/>
-          <w:numId w:val="1019"/>
+          <w:numId w:val="1020"/>
         </w:numPr>
         <w:pStyle w:val="Compact"/>
       </w:pPr>
@@ -2472,7 +2590,7 @@
       <w:pPr>
         <w:numPr>
           <w:ilvl w:val="0"/>
-          <w:numId w:val="1019"/>
+          <w:numId w:val="1020"/>
         </w:numPr>
         <w:pStyle w:val="Compact"/>
       </w:pPr>
@@ -2484,7 +2602,7 @@
       <w:pPr>
         <w:numPr>
           <w:ilvl w:val="0"/>
-          <w:numId w:val="1019"/>
+          <w:numId w:val="1020"/>
         </w:numPr>
         <w:pStyle w:val="Compact"/>
       </w:pPr>
@@ -2496,7 +2614,7 @@
       <w:pPr>
         <w:numPr>
           <w:ilvl w:val="0"/>
-          <w:numId w:val="1019"/>
+          <w:numId w:val="1020"/>
         </w:numPr>
         <w:pStyle w:val="Compact"/>
       </w:pPr>
@@ -2508,7 +2626,7 @@
       <w:pPr>
         <w:numPr>
           <w:ilvl w:val="0"/>
-          <w:numId w:val="1019"/>
+          <w:numId w:val="1020"/>
         </w:numPr>
         <w:pStyle w:val="Compact"/>
       </w:pPr>
@@ -2520,7 +2638,7 @@
       <w:pPr>
         <w:numPr>
           <w:ilvl w:val="0"/>
-          <w:numId w:val="1019"/>
+          <w:numId w:val="1020"/>
         </w:numPr>
         <w:pStyle w:val="Compact"/>
       </w:pPr>
@@ -2532,7 +2650,7 @@
       <w:pPr>
         <w:numPr>
           <w:ilvl w:val="0"/>
-          <w:numId w:val="1019"/>
+          <w:numId w:val="1020"/>
         </w:numPr>
         <w:pStyle w:val="Compact"/>
       </w:pPr>
@@ -2544,7 +2662,7 @@
       <w:pPr>
         <w:numPr>
           <w:ilvl w:val="0"/>
-          <w:numId w:val="1019"/>
+          <w:numId w:val="1020"/>
         </w:numPr>
         <w:pStyle w:val="Compact"/>
       </w:pPr>
@@ -2552,8 +2670,8 @@
         <w:t xml:space="preserve">Final Evidence Pack 봉인</w:t>
       </w:r>
     </w:p>
-    <w:bookmarkEnd w:id="60"/>
     <w:bookmarkEnd w:id="61"/>
+    <w:bookmarkEnd w:id="62"/>
     <w:sectPr/>
   </w:body>
 </w:document>
@@ -2921,6 +3039,9 @@
     <w:abstractNumId w:val="991"/>
   </w:num>
   <w:num w:numId="1015">
+    <w:abstractNumId w:val="991"/>
+  </w:num>
+  <w:num w:numId="1016">
     <w:abstractNumId w:val="99411"/>
     <w:lvlOverride w:ilvl="0">
       <w:startOverride w:val="1"/>
@@ -2950,13 +3071,13 @@
       <w:startOverride w:val="1"/>
     </w:lvlOverride>
   </w:num>
-  <w:num w:numId="1016">
-    <w:abstractNumId w:val="991"/>
-  </w:num>
   <w:num w:numId="1017">
     <w:abstractNumId w:val="991"/>
   </w:num>
   <w:num w:numId="1018">
+    <w:abstractNumId w:val="991"/>
+  </w:num>
+  <w:num w:numId="1019">
     <w:abstractNumId w:val="99411"/>
     <w:lvlOverride w:ilvl="0">
       <w:startOverride w:val="1"/>
@@ -2986,7 +3107,7 @@
       <w:startOverride w:val="1"/>
     </w:lvlOverride>
   </w:num>
-  <w:num w:numId="1019">
+  <w:num w:numId="1020">
     <w:abstractNumId w:val="991"/>
   </w:num>
 </w:numbering>

--- a/docs/master/doc/06_TEST_OPERATION_IMPLEMENTATION_PLAN.docx
+++ b/docs/master/doc/06_TEST_OPERATION_IMPLEMENTATION_PLAN.docx
@@ -2408,6 +2408,54 @@
       </w:pPr>
       <w:r>
         <w:t xml:space="preserve">KnowledgePattern 강등률과 공유 Corpus 승격률</w:t>
+      </w:r>
+    </w:p>
+    <w:p>
+      <w:pPr>
+        <w:numPr>
+          <w:ilvl w:val="0"/>
+          <w:numId w:val="1018"/>
+        </w:numPr>
+        <w:pStyle w:val="Compact"/>
+      </w:pPr>
+      <w:r>
+        <w:t xml:space="preserve">Confidence Calibration 이탈도(구간별 실측 정확도와 표시 Confidence의 괴리)</w:t>
+      </w:r>
+    </w:p>
+    <w:p>
+      <w:pPr>
+        <w:numPr>
+          <w:ilvl w:val="0"/>
+          <w:numId w:val="1018"/>
+        </w:numPr>
+        <w:pStyle w:val="Compact"/>
+      </w:pPr>
+      <w:r>
+        <w:t xml:space="preserve">Reviewer(모델/Human/Professional)별 정확도와 기준 미달 배정 제한 발생 건수</w:t>
+      </w:r>
+    </w:p>
+    <w:p>
+      <w:pPr>
+        <w:numPr>
+          <w:ilvl w:val="0"/>
+          <w:numId w:val="1018"/>
+        </w:numPr>
+        <w:pStyle w:val="Compact"/>
+      </w:pPr>
+      <w:r>
+        <w:t xml:space="preserve">Rollback 검증 실패율</w:t>
+      </w:r>
+    </w:p>
+    <w:p>
+      <w:pPr>
+        <w:numPr>
+          <w:ilvl w:val="0"/>
+          <w:numId w:val="1018"/>
+        </w:numPr>
+        <w:pStyle w:val="Compact"/>
+      </w:pPr>
+      <w:r>
+        <w:t xml:space="preserve">AI 구성 Drift(권한 확대) 탐지 건수</w:t>
       </w:r>
     </w:p>
     <w:bookmarkEnd w:id="59"/>

--- a/docs/master/doc/06_TEST_OPERATION_IMPLEMENTATION_PLAN.docx
+++ b/docs/master/doc/06_TEST_OPERATION_IMPLEMENTATION_PLAN.docx
@@ -1387,6 +1387,42 @@
         <w:t xml:space="preserve">Cross-Program Breaking Change: 한 Program의 Interface 변경이 다른 Program에 미치는 영향 탐지 검증</w:t>
       </w:r>
     </w:p>
+    <w:p>
+      <w:pPr>
+        <w:numPr>
+          <w:ilvl w:val="0"/>
+          <w:numId w:val="1011"/>
+        </w:numPr>
+        <w:pStyle w:val="Compact"/>
+      </w:pPr>
+      <w:r>
+        <w:t xml:space="preserve">Copyleft License 의존성이 상용 폐쇄소스 배포 정책과 충돌하는 케이스(PolicyPack 허용/차단 목록 검증)</w:t>
+      </w:r>
+    </w:p>
+    <w:p>
+      <w:pPr>
+        <w:numPr>
+          <w:ilvl w:val="0"/>
+          <w:numId w:val="1011"/>
+        </w:numPr>
+        <w:pStyle w:val="Compact"/>
+      </w:pPr>
+      <w:r>
+        <w:t xml:space="preserve">동시에 열려있는 두 PR이 같은 Component를 상충되게 변경하는 Multi-PR Integration Risk 케이스</w:t>
+      </w:r>
+    </w:p>
+    <w:p>
+      <w:pPr>
+        <w:numPr>
+          <w:ilvl w:val="0"/>
+          <w:numId w:val="1011"/>
+        </w:numPr>
+        <w:pStyle w:val="Compact"/>
+      </w:pPr>
+      <w:r>
+        <w:t xml:space="preserve">기존 테스트가 전무한 Repository에서 OPlanning이 최소 Smoke Test를 제안·실행하는지, PASS 표기가 구분되는지 검증</w:t>
+      </w:r>
+    </w:p>
     <w:bookmarkEnd w:id="43"/>
     <w:bookmarkStart w:id="44" w:name="mutation-testing-blast-radius-fixture"/>
     <w:p>
@@ -1549,6 +1585,18 @@
       </w:pPr>
       <w:r>
         <w:t xml:space="preserve">Offline Usage 중복 동기화</w:t>
+      </w:r>
+    </w:p>
+    <w:p>
+      <w:pPr>
+        <w:numPr>
+          <w:ilvl w:val="0"/>
+          <w:numId w:val="1013"/>
+        </w:numPr>
+        <w:pStyle w:val="Compact"/>
+      </w:pPr>
+      <w:r>
+        <w:t xml:space="preserve">실행 도중 Credit 소진 → Checkpoint까지 진행 후 BLOCKED 전이 → 추가 승인 후 Resume 또는 유예기간 초과 시 CANCELLED</w:t>
       </w:r>
     </w:p>
     <w:bookmarkEnd w:id="45"/>

--- a/docs/master/doc/06_TEST_OPERATION_IMPLEMENTATION_PLAN.docx
+++ b/docs/master/doc/06_TEST_OPERATION_IMPLEMENTATION_PLAN.docx
@@ -1421,6 +1421,18 @@
       </w:pPr>
       <w:r>
         <w:t xml:space="preserve">기존 테스트가 전무한 Repository에서 OPlanning이 최소 Smoke Test를 제안·실행하는지, PASS 표기가 구분되는지 검증</w:t>
+      </w:r>
+    </w:p>
+    <w:p>
+      <w:pPr>
+        <w:numPr>
+          <w:ilvl w:val="0"/>
+          <w:numId w:val="1011"/>
+        </w:numPr>
+        <w:pStyle w:val="Compact"/>
+      </w:pPr>
+      <w:r>
+        <w:t xml:space="preserve">Acceptance Certificate 위변조 시도(서명 불일치, 발급 후 Case 내용 변경)가 공개 검증 엔드포인트에서 거부되는지 확인</w:t>
       </w:r>
     </w:p>
     <w:bookmarkEnd w:id="43"/>

--- a/docs/master/doc/06_TEST_OPERATION_IMPLEMENTATION_PLAN.docx
+++ b/docs/master/doc/06_TEST_OPERATION_IMPLEMENTATION_PLAN.docx
@@ -2516,6 +2516,18 @@
       </w:pPr>
       <w:r>
         <w:t xml:space="preserve">AI 구성 Drift(권한 확대) 탐지 건수</w:t>
+      </w:r>
+    </w:p>
+    <w:p>
+      <w:pPr>
+        <w:numPr>
+          <w:ilvl w:val="0"/>
+          <w:numId w:val="1018"/>
+        </w:numPr>
+        <w:pStyle w:val="Compact"/>
+      </w:pPr>
+      <w:r>
+        <w:t xml:space="preserve">정기 Evidence 재현성 감사 결과(재현 성공률, ReproducibilityAuditSample 기준)</w:t>
       </w:r>
     </w:p>
     <w:bookmarkEnd w:id="59"/>

--- a/docs/master/doc/06_TEST_OPERATION_IMPLEMENTATION_PLAN.docx
+++ b/docs/master/doc/06_TEST_OPERATION_IMPLEMENTATION_PLAN.docx
@@ -10,7 +10,7 @@
         <w:t xml:space="preserve">06_TEST_OPERATION_IMPLEMENTATION_PLAN</w:t>
       </w:r>
     </w:p>
-    <w:bookmarkStart w:id="62" w:name="onsure-시험운영구현-계획서"/>
+    <w:bookmarkStart w:id="64" w:name="onsure-시험운영구현-계획서"/>
     <w:p>
       <w:pPr>
         <w:pStyle w:val="Heading1"/>
@@ -101,16 +101,227 @@
       </w:r>
     </w:p>
     <w:bookmarkEnd w:id="20"/>
-    <w:bookmarkStart w:id="27" w:name="구현-lane"/>
+    <w:bookmarkStart w:id="22" w:name="실제-workflow-operation-registry와의-관계"/>
     <w:p>
       <w:pPr>
         <w:pStyle w:val="Heading2"/>
       </w:pPr>
       <w:r>
+        <w:t xml:space="preserve">1-1. 실제 Workflow Operation Registry와의 관계</w:t>
+      </w:r>
+    </w:p>
+    <w:p>
+      <w:pPr>
+        <w:pStyle w:val="FirstParagraph"/>
+      </w:pPr>
+      <w:r>
+        <w:rPr>
+          <w:rStyle w:val="VerbatimChar"/>
+        </w:rPr>
+        <w:t xml:space="preserve">contracts/workflow-operation-registry.v1.json</w:t>
+      </w:r>
+      <w:r>
+        <w:t xml:space="preserve">이 현재 등록된 45개 실행 가능 Operation의 단일 권위다(</w:t>
+      </w:r>
+      <w:r>
+        <w:rPr>
+          <w:rStyle w:val="VerbatimChar"/>
+        </w:rPr>
+        <w:t xml:space="preserve">project.*</w:t>
+      </w:r>
+      <w:r>
+        <w:t xml:space="preserve">,</w:t>
+      </w:r>
+      <w:r>
+        <w:t xml:space="preserve"> </w:t>
+      </w:r>
+      <w:r>
+        <w:rPr>
+          <w:rStyle w:val="VerbatimChar"/>
+        </w:rPr>
+        <w:t xml:space="preserve">program.learn</w:t>
+      </w:r>
+      <w:r>
+        <w:t xml:space="preserve">,</w:t>
+      </w:r>
+      <w:r>
+        <w:t xml:space="preserve"> </w:t>
+      </w:r>
+      <w:r>
+        <w:rPr>
+          <w:rStyle w:val="VerbatimChar"/>
+        </w:rPr>
+        <w:t xml:space="preserve">plan.*</w:t>
+      </w:r>
+      <w:r>
+        <w:t xml:space="preserve">,</w:t>
+      </w:r>
+      <w:r>
+        <w:t xml:space="preserve"> </w:t>
+      </w:r>
+      <w:r>
+        <w:rPr>
+          <w:rStyle w:val="VerbatimChar"/>
+        </w:rPr>
+        <w:t xml:space="preserve">validation.run</w:t>
+      </w:r>
+      <w:r>
+        <w:t xml:space="preserve">,</w:t>
+      </w:r>
+      <w:r>
+        <w:t xml:space="preserve"> </w:t>
+      </w:r>
+      <w:r>
+        <w:rPr>
+          <w:rStyle w:val="VerbatimChar"/>
+        </w:rPr>
+        <w:t xml:space="preserve">patch.*</w:t>
+      </w:r>
+      <w:r>
+        <w:t xml:space="preserve">,</w:t>
+      </w:r>
+      <w:r>
+        <w:t xml:space="preserve"> </w:t>
+      </w:r>
+      <w:r>
+        <w:rPr>
+          <w:rStyle w:val="VerbatimChar"/>
+        </w:rPr>
+        <w:t xml:space="preserve">improvement.prove</w:t>
+      </w:r>
+      <w:r>
+        <w:t xml:space="preserve">,</w:t>
+      </w:r>
+      <w:r>
+        <w:t xml:space="preserve"> </w:t>
+      </w:r>
+      <w:r>
+        <w:rPr>
+          <w:rStyle w:val="VerbatimChar"/>
+        </w:rPr>
+        <w:t xml:space="preserve">knowledge.separate</w:t>
+      </w:r>
+      <w:r>
+        <w:t xml:space="preserve">,</w:t>
+      </w:r>
+      <w:r>
+        <w:t xml:space="preserve"> </w:t>
+      </w:r>
+      <w:r>
+        <w:rPr>
+          <w:rStyle w:val="VerbatimChar"/>
+        </w:rPr>
+        <w:t xml:space="preserve">job.*</w:t>
+      </w:r>
+      <w:r>
+        <w:t xml:space="preserve">,</w:t>
+      </w:r>
+      <w:r>
+        <w:t xml:space="preserve"> </w:t>
+      </w:r>
+      <w:r>
+        <w:rPr>
+          <w:rStyle w:val="VerbatimChar"/>
+        </w:rPr>
+        <w:t xml:space="preserve">git.commit</w:t>
+      </w:r>
+      <w:r>
+        <w:t xml:space="preserve">/</w:t>
+      </w:r>
+      <w:r>
+        <w:rPr>
+          <w:rStyle w:val="VerbatimChar"/>
+        </w:rPr>
+        <w:t xml:space="preserve">git.draft-pr</w:t>
+      </w:r>
+      <w:r>
+        <w:t xml:space="preserve">,</w:t>
+      </w:r>
+      <w:r>
+        <w:t xml:space="preserve"> </w:t>
+      </w:r>
+      <w:r>
+        <w:rPr>
+          <w:rStyle w:val="VerbatimChar"/>
+        </w:rPr>
+        <w:t xml:space="preserve">license.*</w:t>
+      </w:r>
+      <w:r>
+        <w:t xml:space="preserve">,</w:t>
+      </w:r>
+      <w:r>
+        <w:t xml:space="preserve"> </w:t>
+      </w:r>
+      <w:r>
+        <w:rPr>
+          <w:rStyle w:val="VerbatimChar"/>
+        </w:rPr>
+        <w:t xml:space="preserve">case.*</w:t>
+      </w:r>
+      <w:r>
+        <w:t xml:space="preserve">). 모든 Operation은 CLI·Local Authenticated API·VS Code 3개 공통 표면(generic_surfaces)에 동일하게 도달해야 한다.</w:t>
+      </w:r>
+    </w:p>
+    <w:p>
+      <w:pPr>
+        <w:pStyle w:val="BodyText"/>
+      </w:pPr>
+      <w:r>
+        <w:t xml:space="preserve">이 설계서(특히</w:t>
+      </w:r>
+      <w:r>
+        <w:t xml:space="preserve"> </w:t>
+      </w:r>
+      <w:hyperlink r:id="rId21">
+        <w:r>
+          <w:rPr>
+            <w:rStyle w:val="Hyperlink"/>
+          </w:rPr>
+          <w:t xml:space="preserve">04_ARCHITECTURE_DATA_API_OLICENSE.md</w:t>
+        </w:r>
+      </w:hyperlink>
+      <w:r>
+        <w:t xml:space="preserve"> </w:t>
+      </w:r>
+      <w:r>
+        <w:t xml:space="preserve">§7)가 제안한 API 중 Notification, Portfolio, PolicyPack, Acceptance Certificate, SBOM, Mutation Testing, Cross-Model Verification, Blast Radius, Coverage Report, RiskScore 관련 엔드포인트는 이 45개 목록에 없다 — 전부</w:t>
+      </w:r>
+      <w:r>
+        <w:t xml:space="preserve"> </w:t>
+      </w:r>
+      <w:r>
+        <w:rPr>
+          <w:rStyle w:val="VerbatimChar"/>
+        </w:rPr>
+        <w:t xml:space="preserve">DESIGN_ONLY</w:t>
+      </w:r>
+      <w:r>
+        <w:t xml:space="preserve">이며, 구현 순서에 넣기 전에</w:t>
+      </w:r>
+      <w:r>
+        <w:t xml:space="preserve"> </w:t>
+      </w:r>
+      <w:r>
+        <w:rPr>
+          <w:rStyle w:val="VerbatimChar"/>
+        </w:rPr>
+        <w:t xml:space="preserve">workflow-operation-registry.v1.json</w:t>
+      </w:r>
+      <w:r>
+        <w:t xml:space="preserve">에 Operation을 먼저 등록해야 한다(§6 변경 규칙: Requirement→Design→Contract/Schema→Code→Test→Evidence→Status 연결 필수).</w:t>
+      </w:r>
+    </w:p>
+    <w:bookmarkEnd w:id="22"/>
+    <w:bookmarkStart w:id="29" w:name="구현-lane"/>
+    <w:p>
+      <w:pPr>
+        <w:pStyle w:val="Heading2"/>
+      </w:pPr>
+      <w:r>
         <w:t xml:space="preserve">2. 구현 Lane</w:t>
       </w:r>
     </w:p>
-    <w:bookmarkStart w:id="21" w:name="l0-contract-and-foundation"/>
+    <w:bookmarkStart w:id="23" w:name="l0-contract-and-foundation"/>
     <w:p>
       <w:pPr>
         <w:pStyle w:val="Heading3"/>
@@ -203,8 +414,8 @@
         <w:t xml:space="preserve">Repository 구조와 개발환경</w:t>
       </w:r>
     </w:p>
-    <w:bookmarkEnd w:id="21"/>
-    <w:bookmarkStart w:id="22" w:name="l1-olicense-integration"/>
+    <w:bookmarkEnd w:id="23"/>
+    <w:bookmarkStart w:id="24" w:name="l1-olicense-integration"/>
     <w:p>
       <w:pPr>
         <w:pStyle w:val="Heading3"/>
@@ -297,8 +508,8 @@
         <w:t xml:space="preserve">Revocation/Offline Grace</w:t>
       </w:r>
     </w:p>
-    <w:bookmarkEnd w:id="22"/>
-    <w:bookmarkStart w:id="23" w:name="l2-commerce-and-web-case"/>
+    <w:bookmarkEnd w:id="24"/>
+    <w:bookmarkStart w:id="25" w:name="l2-commerce-and-web-case"/>
     <w:p>
       <w:pPr>
         <w:pStyle w:val="Heading3"/>
@@ -379,8 +590,8 @@
         <w:t xml:space="preserve">Delivery Center</w:t>
       </w:r>
     </w:p>
-    <w:bookmarkEnd w:id="23"/>
-    <w:bookmarkStart w:id="24" w:name="l3-engineering-core"/>
+    <w:bookmarkEnd w:id="25"/>
+    <w:bookmarkStart w:id="26" w:name="l3-engineering-core"/>
     <w:p>
       <w:pPr>
         <w:pStyle w:val="Heading3"/>
@@ -461,8 +672,8 @@
         <w:t xml:space="preserve">OEvidence</w:t>
       </w:r>
     </w:p>
-    <w:bookmarkEnd w:id="24"/>
-    <w:bookmarkStart w:id="25" w:name="l4-vs-code-and-git"/>
+    <w:bookmarkEnd w:id="26"/>
+    <w:bookmarkStart w:id="27" w:name="l4-vs-code-and-git"/>
     <w:p>
       <w:pPr>
         <w:pStyle w:val="Heading3"/>
@@ -543,8 +754,8 @@
         <w:t xml:space="preserve">CI Feedback</w:t>
       </w:r>
     </w:p>
-    <w:bookmarkEnd w:id="25"/>
-    <w:bookmarkStart w:id="26" w:name="l5-security-and-operations"/>
+    <w:bookmarkEnd w:id="27"/>
+    <w:bookmarkStart w:id="28" w:name="l5-security-and-operations"/>
     <w:p>
       <w:pPr>
         <w:pStyle w:val="Heading3"/>
@@ -625,9 +836,9 @@
         <w:t xml:space="preserve">Runbook</w:t>
       </w:r>
     </w:p>
-    <w:bookmarkEnd w:id="26"/>
-    <w:bookmarkEnd w:id="27"/>
-    <w:bookmarkStart w:id="36" w:name="epic-구조"/>
+    <w:bookmarkEnd w:id="28"/>
+    <w:bookmarkEnd w:id="29"/>
+    <w:bookmarkStart w:id="38" w:name="epic-구조"/>
     <w:p>
       <w:pPr>
         <w:pStyle w:val="Heading2"/>
@@ -636,7 +847,7 @@
         <w:t xml:space="preserve">3. Epic 구조</w:t>
       </w:r>
     </w:p>
-    <w:bookmarkStart w:id="28" w:name="epic-01-learn"/>
+    <w:bookmarkStart w:id="30" w:name="epic-01-learn"/>
     <w:p>
       <w:pPr>
         <w:pStyle w:val="Heading3"/>
@@ -653,8 +864,8 @@
         <w:t xml:space="preserve">Repository 입력부터 Program Profile과 Learning Receipt까지.</w:t>
       </w:r>
     </w:p>
-    <w:bookmarkEnd w:id="28"/>
-    <w:bookmarkStart w:id="29" w:name="epic-02-review"/>
+    <w:bookmarkEnd w:id="30"/>
+    <w:bookmarkStart w:id="31" w:name="epic-02-review"/>
     <w:p>
       <w:pPr>
         <w:pStyle w:val="Heading3"/>
@@ -671,8 +882,8 @@
         <w:t xml:space="preserve">Diff 입력부터 독립 Review와 Merge Decision까지.</w:t>
       </w:r>
     </w:p>
-    <w:bookmarkEnd w:id="29"/>
-    <w:bookmarkStart w:id="30" w:name="epic-03-verify"/>
+    <w:bookmarkEnd w:id="31"/>
+    <w:bookmarkStart w:id="32" w:name="epic-03-verify"/>
     <w:p>
       <w:pPr>
         <w:pStyle w:val="Heading3"/>
@@ -689,8 +900,8 @@
         <w:t xml:space="preserve">Requirement/Policy 기반 Scenario 실행과 Verification Receipt까지.</w:t>
       </w:r>
     </w:p>
-    <w:bookmarkEnd w:id="30"/>
-    <w:bookmarkStart w:id="31" w:name="epic-04-improve"/>
+    <w:bookmarkEnd w:id="32"/>
+    <w:bookmarkStart w:id="33" w:name="epic-04-improve"/>
     <w:p>
       <w:pPr>
         <w:pStyle w:val="Heading3"/>
@@ -707,8 +918,8 @@
         <w:t xml:space="preserve">Finding 선택부터 Patch, Regression, Draft PR까지.</w:t>
       </w:r>
     </w:p>
-    <w:bookmarkEnd w:id="31"/>
-    <w:bookmarkStart w:id="32" w:name="epic-05-web-commerce"/>
+    <w:bookmarkEnd w:id="33"/>
+    <w:bookmarkStart w:id="34" w:name="epic-05-web-commerce"/>
     <w:p>
       <w:pPr>
         <w:pStyle w:val="Heading3"/>
@@ -725,8 +936,8 @@
         <w:t xml:space="preserve">Preflight부터 결제, License 발급, Case 완료까지.</w:t>
       </w:r>
     </w:p>
-    <w:bookmarkEnd w:id="32"/>
-    <w:bookmarkStart w:id="33" w:name="epic-06-vs-code-continuous"/>
+    <w:bookmarkEnd w:id="34"/>
+    <w:bookmarkStart w:id="35" w:name="epic-06-vs-code-continuous"/>
     <w:p>
       <w:pPr>
         <w:pStyle w:val="Heading3"/>
@@ -743,8 +954,8 @@
         <w:t xml:space="preserve">로그인부터 증분 학습, 리뷰, 검증, 개선, Git까지.</w:t>
       </w:r>
     </w:p>
-    <w:bookmarkEnd w:id="33"/>
-    <w:bookmarkStart w:id="34" w:name="epic-07-olicense"/>
+    <w:bookmarkEnd w:id="35"/>
+    <w:bookmarkStart w:id="36" w:name="epic-07-olicense"/>
     <w:p>
       <w:pPr>
         <w:pStyle w:val="Heading3"/>
@@ -761,8 +972,8 @@
         <w:t xml:space="preserve">발급, 활성화, 소비, 정지, 만료, 폐기, Offline까지.</w:t>
       </w:r>
     </w:p>
-    <w:bookmarkEnd w:id="34"/>
-    <w:bookmarkStart w:id="35" w:name="epic-08-omemory"/>
+    <w:bookmarkEnd w:id="36"/>
+    <w:bookmarkStart w:id="37" w:name="epic-08-omemory"/>
     <w:p>
       <w:pPr>
         <w:pStyle w:val="Heading3"/>
@@ -779,9 +990,9 @@
         <w:t xml:space="preserve">Fix/Failure Pattern 추출부터 Component Signature 매칭, MissedFinding 재귀학습 루프와 Golden Fixture 회귀 검증까지.</w:t>
       </w:r>
     </w:p>
-    <w:bookmarkEnd w:id="35"/>
-    <w:bookmarkEnd w:id="36"/>
-    <w:bookmarkStart w:id="37" w:name="story-완료조건"/>
+    <w:bookmarkEnd w:id="37"/>
+    <w:bookmarkEnd w:id="38"/>
+    <w:bookmarkStart w:id="39" w:name="story-완료조건"/>
     <w:p>
       <w:pPr>
         <w:pStyle w:val="Heading2"/>
@@ -898,8 +1109,8 @@
         <w:t xml:space="preserve">Critical/High 0건</w:t>
       </w:r>
     </w:p>
-    <w:bookmarkEnd w:id="37"/>
-    <w:bookmarkStart w:id="49" w:name="시험-체계"/>
+    <w:bookmarkEnd w:id="39"/>
+    <w:bookmarkStart w:id="51" w:name="시험-체계"/>
     <w:p>
       <w:pPr>
         <w:pStyle w:val="Heading2"/>
@@ -908,7 +1119,7 @@
         <w:t xml:space="preserve">5. 시험 체계</w:t>
       </w:r>
     </w:p>
-    <w:bookmarkStart w:id="38" w:name="unit"/>
+    <w:bookmarkStart w:id="40" w:name="unit"/>
     <w:p>
       <w:pPr>
         <w:pStyle w:val="Heading3"/>
@@ -925,8 +1136,8 @@
         <w:t xml:space="preserve">Parser, Rule, Meter, State Transition, Hash, Token Validation.</w:t>
       </w:r>
     </w:p>
-    <w:bookmarkEnd w:id="38"/>
-    <w:bookmarkStart w:id="39" w:name="contract"/>
+    <w:bookmarkEnd w:id="40"/>
+    <w:bookmarkStart w:id="41" w:name="contract"/>
     <w:p>
       <w:pPr>
         <w:pStyle w:val="Heading3"/>
@@ -943,8 +1154,8 @@
         <w:t xml:space="preserve">OpenAPI, Event Schema, OLicense Token, Payment Webhook, Git Provider, SARIF/SBOM(CycloneDX·SPDX) 출력 스키마 유효성.</w:t>
       </w:r>
     </w:p>
-    <w:bookmarkEnd w:id="39"/>
-    <w:bookmarkStart w:id="40" w:name="integration"/>
+    <w:bookmarkEnd w:id="41"/>
+    <w:bookmarkStart w:id="42" w:name="integration"/>
     <w:p>
       <w:pPr>
         <w:pStyle w:val="Heading3"/>
@@ -961,8 +1172,8 @@
         <w:t xml:space="preserve">DB, Queue, Storage, Sandbox, OLicense, Payment, Git, Model Provider.</w:t>
       </w:r>
     </w:p>
-    <w:bookmarkEnd w:id="40"/>
-    <w:bookmarkStart w:id="41" w:name="e2e-web"/>
+    <w:bookmarkEnd w:id="42"/>
+    <w:bookmarkStart w:id="43" w:name="e2e-web"/>
     <w:p>
       <w:pPr>
         <w:pStyle w:val="Heading3"/>
@@ -1079,8 +1290,8 @@
         <w:t xml:space="preserve">Source 삭제와 Deletion Receipt</w:t>
       </w:r>
     </w:p>
-    <w:bookmarkEnd w:id="41"/>
-    <w:bookmarkStart w:id="42" w:name="e2e-vs-code"/>
+    <w:bookmarkEnd w:id="43"/>
+    <w:bookmarkStart w:id="44" w:name="e2e-vs-code"/>
     <w:p>
       <w:pPr>
         <w:pStyle w:val="Heading3"/>
@@ -1209,8 +1420,8 @@
         <w:t xml:space="preserve">Offline Grace와 Reconnect</w:t>
       </w:r>
     </w:p>
-    <w:bookmarkEnd w:id="42"/>
-    <w:bookmarkStart w:id="43" w:name="oreview-fixture"/>
+    <w:bookmarkEnd w:id="44"/>
+    <w:bookmarkStart w:id="45" w:name="oreview-fixture"/>
     <w:p>
       <w:pPr>
         <w:pStyle w:val="Heading3"/>
@@ -1435,8 +1646,8 @@
         <w:t xml:space="preserve">Acceptance Certificate 위변조 시도(서명 불일치, 발급 후 Case 내용 변경)가 공개 검증 엔드포인트에서 거부되는지 확인</w:t>
       </w:r>
     </w:p>
-    <w:bookmarkEnd w:id="43"/>
-    <w:bookmarkStart w:id="44" w:name="mutation-testing-blast-radius-fixture"/>
+    <w:bookmarkEnd w:id="45"/>
+    <w:bookmarkStart w:id="46" w:name="mutation-testing-blast-radius-fixture"/>
     <w:p>
       <w:pPr>
         <w:pStyle w:val="Heading3"/>
@@ -1493,8 +1704,8 @@
         <w:t xml:space="preserve">기능은 고쳤지만 성능이 저하되는 Patch(BehaviorDiffReport의 REGRESSION_FAILED 자동판정 검증)</w:t>
       </w:r>
     </w:p>
-    <w:bookmarkEnd w:id="44"/>
-    <w:bookmarkStart w:id="45" w:name="olicense-fixture"/>
+    <w:bookmarkEnd w:id="46"/>
+    <w:bookmarkStart w:id="47" w:name="olicense-fixture"/>
     <w:p>
       <w:pPr>
         <w:pStyle w:val="Heading3"/>
@@ -1611,8 +1822,8 @@
         <w:t xml:space="preserve">실행 도중 Credit 소진 → Checkpoint까지 진행 후 BLOCKED 전이 → 추가 승인 후 Resume 또는 유예기간 초과 시 CANCELLED</w:t>
       </w:r>
     </w:p>
-    <w:bookmarkEnd w:id="45"/>
-    <w:bookmarkStart w:id="46" w:name="omemory-재귀학습-fixture"/>
+    <w:bookmarkEnd w:id="47"/>
+    <w:bookmarkStart w:id="48" w:name="omemory-재귀학습-fixture"/>
     <w:p>
       <w:pPr>
         <w:pStyle w:val="Heading3"/>
@@ -1693,8 +1904,8 @@
         <w:t xml:space="preserve">자기 참조 승인 시도(개정을 제안한 Agent가 스스로 회귀 통과를 승인하려는 경로) 차단</w:t>
       </w:r>
     </w:p>
-    <w:bookmarkEnd w:id="46"/>
-    <w:bookmarkStart w:id="48" w:name="ai바이브-코딩-생성-코드-fixture"/>
+    <w:bookmarkEnd w:id="48"/>
+    <w:bookmarkStart w:id="50" w:name="ai바이브-코딩-생성-코드-fixture"/>
     <w:p>
       <w:pPr>
         <w:pStyle w:val="Heading3"/>
@@ -1707,7 +1918,7 @@
       <w:pPr>
         <w:pStyle w:val="FirstParagraph"/>
       </w:pPr>
-      <w:hyperlink r:id="rId47">
+      <w:hyperlink r:id="rId49">
         <w:r>
           <w:rPr>
             <w:rStyle w:val="Hyperlink"/>
@@ -1764,9 +1975,9 @@
         <w:t xml:space="preserve">- 하드코딩된 System Prompt, 과도한 Tool 권한</w:t>
       </w:r>
     </w:p>
-    <w:bookmarkEnd w:id="48"/>
-    <w:bookmarkEnd w:id="49"/>
-    <w:bookmarkStart w:id="51" w:name="비기능-시험"/>
+    <w:bookmarkEnd w:id="50"/>
+    <w:bookmarkEnd w:id="51"/>
+    <w:bookmarkStart w:id="53" w:name="비기능-시험"/>
     <w:p>
       <w:pPr>
         <w:pStyle w:val="Heading2"/>
@@ -1789,7 +2000,7 @@
       <w:r>
         <w:t xml:space="preserve"> </w:t>
       </w:r>
-      <w:hyperlink r:id="rId50">
+      <w:hyperlink r:id="rId52">
         <w:r>
           <w:rPr>
             <w:rStyle w:val="Hyperlink"/>
@@ -1924,8 +2135,8 @@
         <w:t xml:space="preserve">데이터 삭제 완전성</w:t>
       </w:r>
     </w:p>
-    <w:bookmarkEnd w:id="51"/>
-    <w:bookmarkStart w:id="52" w:name="코드리뷰-절차"/>
+    <w:bookmarkEnd w:id="53"/>
+    <w:bookmarkStart w:id="54" w:name="코드리뷰-절차"/>
     <w:p>
       <w:pPr>
         <w:pStyle w:val="Heading2"/>
@@ -2026,8 +2237,8 @@
         <w:t xml:space="preserve">Critical 또는 High가 존재하면 Merge Ready가 될 수 없다. Accepted Risk는 권한자, 사유, 만료일, 보완통제를 기록한다.</w:t>
       </w:r>
     </w:p>
-    <w:bookmarkEnd w:id="52"/>
-    <w:bookmarkStart w:id="57" w:name="출시-검증"/>
+    <w:bookmarkEnd w:id="54"/>
+    <w:bookmarkStart w:id="59" w:name="출시-검증"/>
     <w:p>
       <w:pPr>
         <w:pStyle w:val="Heading2"/>
@@ -2036,7 +2247,7 @@
         <w:t xml:space="preserve">8. 출시 검증</w:t>
       </w:r>
     </w:p>
-    <w:bookmarkStart w:id="53" w:name="alpha"/>
+    <w:bookmarkStart w:id="55" w:name="alpha"/>
     <w:p>
       <w:pPr>
         <w:pStyle w:val="Heading3"/>
@@ -2053,8 +2264,8 @@
         <w:t xml:space="preserve">내부 Fixture와 제한 Repository. 데이터 보존과 외부 배포 금지.</w:t>
       </w:r>
     </w:p>
-    <w:bookmarkEnd w:id="53"/>
-    <w:bookmarkStart w:id="54" w:name="beta"/>
+    <w:bookmarkEnd w:id="55"/>
+    <w:bookmarkStart w:id="56" w:name="beta"/>
     <w:p>
       <w:pPr>
         <w:pStyle w:val="Heading3"/>
@@ -2071,8 +2282,8 @@
         <w:t xml:space="preserve">선정 고객 Web Case와 VS Code Pilot. 전문가 검토 필수.</w:t>
       </w:r>
     </w:p>
-    <w:bookmarkEnd w:id="54"/>
-    <w:bookmarkStart w:id="55" w:name="release-candidate"/>
+    <w:bookmarkEnd w:id="56"/>
+    <w:bookmarkStart w:id="57" w:name="release-candidate"/>
     <w:p>
       <w:pPr>
         <w:pStyle w:val="Heading3"/>
@@ -2089,8 +2300,8 @@
         <w:t xml:space="preserve">전체 E2E 연속 2회, 성능·보안·복구, OLicense, 결제·환불, 삭제 시험 통과.</w:t>
       </w:r>
     </w:p>
-    <w:bookmarkEnd w:id="55"/>
-    <w:bookmarkStart w:id="56" w:name="general-availability"/>
+    <w:bookmarkEnd w:id="57"/>
+    <w:bookmarkStart w:id="58" w:name="general-availability"/>
     <w:p>
       <w:pPr>
         <w:pStyle w:val="Heading3"/>
@@ -2107,9 +2318,9 @@
         <w:t xml:space="preserve">SLA, Support, Billing, Security 문서, Incident Runbook, Rollback 준비 완료.</w:t>
       </w:r>
     </w:p>
-    <w:bookmarkEnd w:id="56"/>
-    <w:bookmarkEnd w:id="57"/>
-    <w:bookmarkStart w:id="58" w:name="운영-runbook"/>
+    <w:bookmarkEnd w:id="58"/>
+    <w:bookmarkEnd w:id="59"/>
+    <w:bookmarkStart w:id="60" w:name="운영-runbook"/>
     <w:p>
       <w:pPr>
         <w:pStyle w:val="Heading2"/>
@@ -2289,7 +2500,7 @@
       <w:r>
         <w:t xml:space="preserve">Customer Communication은 공개 Status Page(구성요소별 가동 상태, 진행 중 사고 게시)와 영향받은 Organization 대상 개별 통지(</w:t>
       </w:r>
-      <w:hyperlink r:id="rId50">
+      <w:hyperlink r:id="rId52">
         <w:r>
           <w:rPr>
             <w:rStyle w:val="Hyperlink"/>
@@ -2304,8 +2515,8 @@
         <w:t xml:space="preserve">§10-1 ONotify)로 이원화한다. Critical 사고는 Status Page 게시와 개별 통지를 15분 이내 동시에 시작한다.</w:t>
       </w:r>
     </w:p>
-    <w:bookmarkEnd w:id="58"/>
-    <w:bookmarkStart w:id="59" w:name="모니터링"/>
+    <w:bookmarkEnd w:id="60"/>
+    <w:bookmarkStart w:id="61" w:name="모니터링"/>
     <w:p>
       <w:pPr>
         <w:pStyle w:val="Heading2"/>
@@ -2530,8 +2741,8 @@
         <w:t xml:space="preserve">정기 Evidence 재현성 감사 결과(재현 성공률, ReproducibilityAuditSample 기준)</w:t>
       </w:r>
     </w:p>
-    <w:bookmarkEnd w:id="59"/>
-    <w:bookmarkStart w:id="60" w:name="우선-구현-순서"/>
+    <w:bookmarkEnd w:id="61"/>
+    <w:bookmarkStart w:id="62" w:name="우선-구현-순서"/>
     <w:p>
       <w:pPr>
         <w:pStyle w:val="Heading2"/>
@@ -2672,8 +2883,8 @@
         <w:t xml:space="preserve">OMemory 재귀학습 루프 자동화(RCA→Rule 개정→Golden Fixture 회귀→Promote)</w:t>
       </w:r>
     </w:p>
-    <w:bookmarkEnd w:id="60"/>
-    <w:bookmarkStart w:id="61" w:name="최종-수용기준"/>
+    <w:bookmarkEnd w:id="62"/>
+    <w:bookmarkStart w:id="63" w:name="최종-수용기준"/>
     <w:p>
       <w:pPr>
         <w:pStyle w:val="Heading2"/>
@@ -2790,8 +3001,8 @@
         <w:t xml:space="preserve">Final Evidence Pack 봉인</w:t>
       </w:r>
     </w:p>
-    <w:bookmarkEnd w:id="61"/>
-    <w:bookmarkEnd w:id="62"/>
+    <w:bookmarkEnd w:id="63"/>
+    <w:bookmarkEnd w:id="64"/>
     <w:sectPr/>
   </w:body>
 </w:document>

--- a/docs/master/doc/06_TEST_OPERATION_IMPLEMENTATION_PLAN.docx
+++ b/docs/master/doc/06_TEST_OPERATION_IMPLEMENTATION_PLAN.docx
@@ -10,7 +10,7 @@
         <w:t xml:space="preserve">06_TEST_OPERATION_IMPLEMENTATION_PLAN</w:t>
       </w:r>
     </w:p>
-    <w:bookmarkStart w:id="64" w:name="onsure-시험운영구현-계획서"/>
+    <w:bookmarkStart w:id="67" w:name="onsure-시험운영구현-계획서"/>
     <w:p>
       <w:pPr>
         <w:pStyle w:val="Heading1"/>
@@ -838,7 +838,7 @@
     </w:p>
     <w:bookmarkEnd w:id="28"/>
     <w:bookmarkEnd w:id="29"/>
-    <w:bookmarkStart w:id="38" w:name="epic-구조"/>
+    <w:bookmarkStart w:id="40" w:name="epic-구조"/>
     <w:p>
       <w:pPr>
         <w:pStyle w:val="Heading2"/>
@@ -991,8 +991,40 @@
       </w:r>
     </w:p>
     <w:bookmarkEnd w:id="37"/>
-    <w:bookmarkEnd w:id="38"/>
-    <w:bookmarkStart w:id="39" w:name="story-완료조건"/>
+    <w:bookmarkStart w:id="39" w:name="Xcad4414169ee416b5c82c486bfcc2bc6ba277eb"/>
+    <w:p>
+      <w:pPr>
+        <w:pStyle w:val="Heading3"/>
+      </w:pPr>
+      <w:r>
+        <w:t xml:space="preserve">EPIC-09 OTraining (Target AI Auto-Learning)</w:t>
+      </w:r>
+    </w:p>
+    <w:p>
+      <w:pPr>
+        <w:pStyle w:val="FirstParagraph"/>
+      </w:pPr>
+      <w:r>
+        <w:t xml:space="preserve">Decide(Improve vs Train)부터 Training Plan, 데이터 품질검사, Training Run, 독립 재검증, Deployment 승인, Production Observation, Re-learn Trigger까지. 1단계 출시는 RAG 재인덱싱·Prompt 개선으로 한정하고 GPU Model Fine-tuning은 이후 단계(</w:t>
+      </w:r>
+      <w:hyperlink r:id="rId38">
+        <w:r>
+          <w:rPr>
+            <w:rStyle w:val="Hyperlink"/>
+          </w:rPr>
+          <w:t xml:space="preserve">01_BUSINESS_PRODUCT_SERVICE_PLAN.md</w:t>
+        </w:r>
+      </w:hyperlink>
+      <w:r>
+        <w:t xml:space="preserve"> </w:t>
+      </w:r>
+      <w:r>
+        <w:t xml:space="preserve">§11-2).</w:t>
+      </w:r>
+    </w:p>
+    <w:bookmarkEnd w:id="39"/>
+    <w:bookmarkEnd w:id="40"/>
+    <w:bookmarkStart w:id="41" w:name="story-완료조건"/>
     <w:p>
       <w:pPr>
         <w:pStyle w:val="Heading2"/>
@@ -1109,8 +1141,8 @@
         <w:t xml:space="preserve">Critical/High 0건</w:t>
       </w:r>
     </w:p>
-    <w:bookmarkEnd w:id="39"/>
-    <w:bookmarkStart w:id="51" w:name="시험-체계"/>
+    <w:bookmarkEnd w:id="41"/>
+    <w:bookmarkStart w:id="54" w:name="시험-체계"/>
     <w:p>
       <w:pPr>
         <w:pStyle w:val="Heading2"/>
@@ -1119,7 +1151,7 @@
         <w:t xml:space="preserve">5. 시험 체계</w:t>
       </w:r>
     </w:p>
-    <w:bookmarkStart w:id="40" w:name="unit"/>
+    <w:bookmarkStart w:id="42" w:name="unit"/>
     <w:p>
       <w:pPr>
         <w:pStyle w:val="Heading3"/>
@@ -1136,8 +1168,8 @@
         <w:t xml:space="preserve">Parser, Rule, Meter, State Transition, Hash, Token Validation.</w:t>
       </w:r>
     </w:p>
-    <w:bookmarkEnd w:id="40"/>
-    <w:bookmarkStart w:id="41" w:name="contract"/>
+    <w:bookmarkEnd w:id="42"/>
+    <w:bookmarkStart w:id="43" w:name="contract"/>
     <w:p>
       <w:pPr>
         <w:pStyle w:val="Heading3"/>
@@ -1154,8 +1186,8 @@
         <w:t xml:space="preserve">OpenAPI, Event Schema, OLicense Token, Payment Webhook, Git Provider, SARIF/SBOM(CycloneDX·SPDX) 출력 스키마 유효성.</w:t>
       </w:r>
     </w:p>
-    <w:bookmarkEnd w:id="41"/>
-    <w:bookmarkStart w:id="42" w:name="integration"/>
+    <w:bookmarkEnd w:id="43"/>
+    <w:bookmarkStart w:id="44" w:name="integration"/>
     <w:p>
       <w:pPr>
         <w:pStyle w:val="Heading3"/>
@@ -1172,8 +1204,8 @@
         <w:t xml:space="preserve">DB, Queue, Storage, Sandbox, OLicense, Payment, Git, Model Provider.</w:t>
       </w:r>
     </w:p>
-    <w:bookmarkEnd w:id="42"/>
-    <w:bookmarkStart w:id="43" w:name="e2e-web"/>
+    <w:bookmarkEnd w:id="44"/>
+    <w:bookmarkStart w:id="45" w:name="e2e-web"/>
     <w:p>
       <w:pPr>
         <w:pStyle w:val="Heading3"/>
@@ -1290,8 +1322,8 @@
         <w:t xml:space="preserve">Source 삭제와 Deletion Receipt</w:t>
       </w:r>
     </w:p>
-    <w:bookmarkEnd w:id="43"/>
-    <w:bookmarkStart w:id="44" w:name="e2e-vs-code"/>
+    <w:bookmarkEnd w:id="45"/>
+    <w:bookmarkStart w:id="46" w:name="e2e-vs-code"/>
     <w:p>
       <w:pPr>
         <w:pStyle w:val="Heading3"/>
@@ -1420,8 +1452,8 @@
         <w:t xml:space="preserve">Offline Grace와 Reconnect</w:t>
       </w:r>
     </w:p>
-    <w:bookmarkEnd w:id="44"/>
-    <w:bookmarkStart w:id="45" w:name="oreview-fixture"/>
+    <w:bookmarkEnd w:id="46"/>
+    <w:bookmarkStart w:id="47" w:name="oreview-fixture"/>
     <w:p>
       <w:pPr>
         <w:pStyle w:val="Heading3"/>
@@ -1646,8 +1678,8 @@
         <w:t xml:space="preserve">Acceptance Certificate 위변조 시도(서명 불일치, 발급 후 Case 내용 변경)가 공개 검증 엔드포인트에서 거부되는지 확인</w:t>
       </w:r>
     </w:p>
-    <w:bookmarkEnd w:id="45"/>
-    <w:bookmarkStart w:id="46" w:name="mutation-testing-blast-radius-fixture"/>
+    <w:bookmarkEnd w:id="47"/>
+    <w:bookmarkStart w:id="48" w:name="mutation-testing-blast-radius-fixture"/>
     <w:p>
       <w:pPr>
         <w:pStyle w:val="Heading3"/>
@@ -1704,13 +1736,95 @@
         <w:t xml:space="preserve">기능은 고쳤지만 성능이 저하되는 Patch(BehaviorDiffReport의 REGRESSION_FAILED 자동판정 검증)</w:t>
       </w:r>
     </w:p>
-    <w:bookmarkEnd w:id="46"/>
-    <w:bookmarkStart w:id="47" w:name="olicense-fixture"/>
+    <w:bookmarkEnd w:id="48"/>
+    <w:bookmarkStart w:id="49" w:name="otraining-fixture"/>
     <w:p>
       <w:pPr>
         <w:pStyle w:val="Heading3"/>
       </w:pPr>
       <w:r>
+        <w:t xml:space="preserve">OTraining Fixture</w:t>
+      </w:r>
+    </w:p>
+    <w:p>
+      <w:pPr>
+        <w:numPr>
+          <w:ilvl w:val="0"/>
+          <w:numId w:val="1013"/>
+        </w:numPr>
+        <w:pStyle w:val="Compact"/>
+      </w:pPr>
+      <w:r>
+        <w:t xml:space="preserve">편향·중복·유출·오염(Poisoning)된 학습 데이터가 Training 시작 전에 차단되는지</w:t>
+      </w:r>
+    </w:p>
+    <w:p>
+      <w:pPr>
+        <w:numPr>
+          <w:ilvl w:val="0"/>
+          <w:numId w:val="1013"/>
+        </w:numPr>
+        <w:pStyle w:val="Compact"/>
+      </w:pPr>
+      <w:r>
+        <w:t xml:space="preserve">평가 데이터셋을 학습 데이터셋으로 잘못 재사용하는 시도(결과 부풀리기) 탐지</w:t>
+      </w:r>
+    </w:p>
+    <w:p>
+      <w:pPr>
+        <w:numPr>
+          <w:ilvl w:val="0"/>
+          <w:numId w:val="1013"/>
+        </w:numPr>
+        <w:pStyle w:val="Compact"/>
+      </w:pPr>
+      <w:r>
+        <w:t xml:space="preserve">Training을 수행한 모델이 자기 결과를 스스로 배포 승인하려는 경로 차단(자기 참조 승인 금지)</w:t>
+      </w:r>
+    </w:p>
+    <w:p>
+      <w:pPr>
+        <w:numPr>
+          <w:ilvl w:val="0"/>
+          <w:numId w:val="1013"/>
+        </w:numPr>
+        <w:pStyle w:val="Compact"/>
+      </w:pPr>
+      <w:r>
+        <w:t xml:space="preserve">Before/After 성능 비교 없이 Deployment 승인을 요청하는 케이스 거부</w:t>
+      </w:r>
+    </w:p>
+    <w:p>
+      <w:pPr>
+        <w:numPr>
+          <w:ilvl w:val="0"/>
+          <w:numId w:val="1013"/>
+        </w:numPr>
+        <w:pStyle w:val="Compact"/>
+      </w:pPr>
+      <w:r>
+        <w:t xml:space="preserve">Production Observation에서 성능 저하를 감지해 RelearnTrigger가 발생하지만 자동 재학습·자동 배포로 이어지지 않는지</w:t>
+      </w:r>
+    </w:p>
+    <w:p>
+      <w:pPr>
+        <w:numPr>
+          <w:ilvl w:val="0"/>
+          <w:numId w:val="1013"/>
+        </w:numPr>
+        <w:pStyle w:val="Compact"/>
+      </w:pPr>
+      <w:r>
+        <w:t xml:space="preserve">승인 없는 GPU Model Fine-tuning 요청이 1단계 출시 범위(RAG·Prompt만 허용) 밖임을 이유로 거부되는지</w:t>
+      </w:r>
+    </w:p>
+    <w:bookmarkEnd w:id="49"/>
+    <w:bookmarkStart w:id="50" w:name="olicense-fixture"/>
+    <w:p>
+      <w:pPr>
+        <w:pStyle w:val="Heading3"/>
+      </w:pPr>
+      <w:r>
         <w:t xml:space="preserve">OLicense Fixture</w:t>
       </w:r>
     </w:p>
@@ -1718,7 +1832,7 @@
       <w:pPr>
         <w:numPr>
           <w:ilvl w:val="0"/>
-          <w:numId w:val="1013"/>
+          <w:numId w:val="1014"/>
         </w:numPr>
         <w:pStyle w:val="Compact"/>
       </w:pPr>
@@ -1730,7 +1844,7 @@
       <w:pPr>
         <w:numPr>
           <w:ilvl w:val="0"/>
-          <w:numId w:val="1013"/>
+          <w:numId w:val="1014"/>
         </w:numPr>
         <w:pStyle w:val="Compact"/>
       </w:pPr>
@@ -1742,7 +1856,7 @@
       <w:pPr>
         <w:numPr>
           <w:ilvl w:val="0"/>
-          <w:numId w:val="1013"/>
+          <w:numId w:val="1014"/>
         </w:numPr>
         <w:pStyle w:val="Compact"/>
       </w:pPr>
@@ -1754,7 +1868,7 @@
       <w:pPr>
         <w:numPr>
           <w:ilvl w:val="0"/>
-          <w:numId w:val="1013"/>
+          <w:numId w:val="1014"/>
         </w:numPr>
         <w:pStyle w:val="Compact"/>
       </w:pPr>
@@ -1766,7 +1880,7 @@
       <w:pPr>
         <w:numPr>
           <w:ilvl w:val="0"/>
-          <w:numId w:val="1013"/>
+          <w:numId w:val="1014"/>
         </w:numPr>
         <w:pStyle w:val="Compact"/>
       </w:pPr>
@@ -1778,7 +1892,7 @@
       <w:pPr>
         <w:numPr>
           <w:ilvl w:val="0"/>
-          <w:numId w:val="1013"/>
+          <w:numId w:val="1014"/>
         </w:numPr>
         <w:pStyle w:val="Compact"/>
       </w:pPr>
@@ -1790,7 +1904,7 @@
       <w:pPr>
         <w:numPr>
           <w:ilvl w:val="0"/>
-          <w:numId w:val="1013"/>
+          <w:numId w:val="1014"/>
         </w:numPr>
         <w:pStyle w:val="Compact"/>
       </w:pPr>
@@ -1802,7 +1916,7 @@
       <w:pPr>
         <w:numPr>
           <w:ilvl w:val="0"/>
-          <w:numId w:val="1013"/>
+          <w:numId w:val="1014"/>
         </w:numPr>
         <w:pStyle w:val="Compact"/>
       </w:pPr>
@@ -1814,7 +1928,7 @@
       <w:pPr>
         <w:numPr>
           <w:ilvl w:val="0"/>
-          <w:numId w:val="1013"/>
+          <w:numId w:val="1014"/>
         </w:numPr>
         <w:pStyle w:val="Compact"/>
       </w:pPr>
@@ -1822,8 +1936,8 @@
         <w:t xml:space="preserve">실행 도중 Credit 소진 → Checkpoint까지 진행 후 BLOCKED 전이 → 추가 승인 후 Resume 또는 유예기간 초과 시 CANCELLED</w:t>
       </w:r>
     </w:p>
-    <w:bookmarkEnd w:id="47"/>
-    <w:bookmarkStart w:id="48" w:name="omemory-재귀학습-fixture"/>
+    <w:bookmarkEnd w:id="50"/>
+    <w:bookmarkStart w:id="51" w:name="omemory-재귀학습-fixture"/>
     <w:p>
       <w:pPr>
         <w:pStyle w:val="Heading3"/>
@@ -1836,7 +1950,7 @@
       <w:pPr>
         <w:numPr>
           <w:ilvl w:val="0"/>
-          <w:numId w:val="1014"/>
+          <w:numId w:val="1015"/>
         </w:numPr>
         <w:pStyle w:val="Compact"/>
       </w:pPr>
@@ -1848,7 +1962,7 @@
       <w:pPr>
         <w:numPr>
           <w:ilvl w:val="0"/>
-          <w:numId w:val="1014"/>
+          <w:numId w:val="1015"/>
         </w:numPr>
         <w:pStyle w:val="Compact"/>
       </w:pPr>
@@ -1860,7 +1974,7 @@
       <w:pPr>
         <w:numPr>
           <w:ilvl w:val="0"/>
-          <w:numId w:val="1014"/>
+          <w:numId w:val="1015"/>
         </w:numPr>
         <w:pStyle w:val="Compact"/>
       </w:pPr>
@@ -1872,7 +1986,7 @@
       <w:pPr>
         <w:numPr>
           <w:ilvl w:val="0"/>
-          <w:numId w:val="1014"/>
+          <w:numId w:val="1015"/>
         </w:numPr>
         <w:pStyle w:val="Compact"/>
       </w:pPr>
@@ -1884,7 +1998,7 @@
       <w:pPr>
         <w:numPr>
           <w:ilvl w:val="0"/>
-          <w:numId w:val="1014"/>
+          <w:numId w:val="1015"/>
         </w:numPr>
         <w:pStyle w:val="Compact"/>
       </w:pPr>
@@ -1896,7 +2010,7 @@
       <w:pPr>
         <w:numPr>
           <w:ilvl w:val="0"/>
-          <w:numId w:val="1014"/>
+          <w:numId w:val="1015"/>
         </w:numPr>
         <w:pStyle w:val="Compact"/>
       </w:pPr>
@@ -1904,8 +2018,8 @@
         <w:t xml:space="preserve">자기 참조 승인 시도(개정을 제안한 Agent가 스스로 회귀 통과를 승인하려는 경로) 차단</w:t>
       </w:r>
     </w:p>
-    <w:bookmarkEnd w:id="48"/>
-    <w:bookmarkStart w:id="50" w:name="ai바이브-코딩-생성-코드-fixture"/>
+    <w:bookmarkEnd w:id="51"/>
+    <w:bookmarkStart w:id="53" w:name="ai바이브-코딩-생성-코드-fixture"/>
     <w:p>
       <w:pPr>
         <w:pStyle w:val="Heading3"/>
@@ -1918,7 +2032,7 @@
       <w:pPr>
         <w:pStyle w:val="FirstParagraph"/>
       </w:pPr>
-      <w:hyperlink r:id="rId49">
+      <w:hyperlink r:id="rId52">
         <w:r>
           <w:rPr>
             <w:rStyle w:val="Hyperlink"/>
@@ -1975,9 +2089,9 @@
         <w:t xml:space="preserve">- 하드코딩된 System Prompt, 과도한 Tool 권한</w:t>
       </w:r>
     </w:p>
-    <w:bookmarkEnd w:id="50"/>
-    <w:bookmarkEnd w:id="51"/>
-    <w:bookmarkStart w:id="53" w:name="비기능-시험"/>
+    <w:bookmarkEnd w:id="53"/>
+    <w:bookmarkEnd w:id="54"/>
+    <w:bookmarkStart w:id="56" w:name="비기능-시험"/>
     <w:p>
       <w:pPr>
         <w:pStyle w:val="Heading2"/>
@@ -1990,7 +2104,7 @@
       <w:pPr>
         <w:numPr>
           <w:ilvl w:val="0"/>
-          <w:numId w:val="1015"/>
+          <w:numId w:val="1016"/>
         </w:numPr>
         <w:pStyle w:val="Compact"/>
       </w:pPr>
@@ -2000,7 +2114,7 @@
       <w:r>
         <w:t xml:space="preserve"> </w:t>
       </w:r>
-      <w:hyperlink r:id="rId52">
+      <w:hyperlink r:id="rId55">
         <w:r>
           <w:rPr>
             <w:rStyle w:val="Hyperlink"/>
@@ -2019,7 +2133,7 @@
       <w:pPr>
         <w:numPr>
           <w:ilvl w:val="0"/>
-          <w:numId w:val="1015"/>
+          <w:numId w:val="1016"/>
         </w:numPr>
         <w:pStyle w:val="Compact"/>
       </w:pPr>
@@ -2031,7 +2145,7 @@
       <w:pPr>
         <w:numPr>
           <w:ilvl w:val="0"/>
-          <w:numId w:val="1015"/>
+          <w:numId w:val="1016"/>
         </w:numPr>
         <w:pStyle w:val="Compact"/>
       </w:pPr>
@@ -2043,7 +2157,7 @@
       <w:pPr>
         <w:numPr>
           <w:ilvl w:val="0"/>
-          <w:numId w:val="1015"/>
+          <w:numId w:val="1016"/>
         </w:numPr>
         <w:pStyle w:val="Compact"/>
       </w:pPr>
@@ -2055,7 +2169,7 @@
       <w:pPr>
         <w:numPr>
           <w:ilvl w:val="0"/>
-          <w:numId w:val="1015"/>
+          <w:numId w:val="1016"/>
         </w:numPr>
         <w:pStyle w:val="Compact"/>
       </w:pPr>
@@ -2067,7 +2181,7 @@
       <w:pPr>
         <w:numPr>
           <w:ilvl w:val="0"/>
-          <w:numId w:val="1015"/>
+          <w:numId w:val="1016"/>
         </w:numPr>
         <w:pStyle w:val="Compact"/>
       </w:pPr>
@@ -2079,7 +2193,7 @@
       <w:pPr>
         <w:numPr>
           <w:ilvl w:val="0"/>
-          <w:numId w:val="1015"/>
+          <w:numId w:val="1016"/>
         </w:numPr>
         <w:pStyle w:val="Compact"/>
       </w:pPr>
@@ -2091,7 +2205,7 @@
       <w:pPr>
         <w:numPr>
           <w:ilvl w:val="0"/>
-          <w:numId w:val="1015"/>
+          <w:numId w:val="1016"/>
         </w:numPr>
         <w:pStyle w:val="Compact"/>
       </w:pPr>
@@ -2103,7 +2217,7 @@
       <w:pPr>
         <w:numPr>
           <w:ilvl w:val="0"/>
-          <w:numId w:val="1015"/>
+          <w:numId w:val="1016"/>
         </w:numPr>
         <w:pStyle w:val="Compact"/>
       </w:pPr>
@@ -2115,7 +2229,7 @@
       <w:pPr>
         <w:numPr>
           <w:ilvl w:val="0"/>
-          <w:numId w:val="1015"/>
+          <w:numId w:val="1016"/>
         </w:numPr>
         <w:pStyle w:val="Compact"/>
       </w:pPr>
@@ -2127,7 +2241,7 @@
       <w:pPr>
         <w:numPr>
           <w:ilvl w:val="0"/>
-          <w:numId w:val="1015"/>
+          <w:numId w:val="1016"/>
         </w:numPr>
         <w:pStyle w:val="Compact"/>
       </w:pPr>
@@ -2135,8 +2249,8 @@
         <w:t xml:space="preserve">데이터 삭제 완전성</w:t>
       </w:r>
     </w:p>
-    <w:bookmarkEnd w:id="53"/>
-    <w:bookmarkStart w:id="54" w:name="코드리뷰-절차"/>
+    <w:bookmarkEnd w:id="56"/>
+    <w:bookmarkStart w:id="57" w:name="코드리뷰-절차"/>
     <w:p>
       <w:pPr>
         <w:pStyle w:val="Heading2"/>
@@ -2149,7 +2263,7 @@
       <w:pPr>
         <w:numPr>
           <w:ilvl w:val="0"/>
-          <w:numId w:val="1016"/>
+          <w:numId w:val="1017"/>
         </w:numPr>
         <w:pStyle w:val="Compact"/>
       </w:pPr>
@@ -2161,7 +2275,7 @@
       <w:pPr>
         <w:numPr>
           <w:ilvl w:val="0"/>
-          <w:numId w:val="1016"/>
+          <w:numId w:val="1017"/>
         </w:numPr>
         <w:pStyle w:val="Compact"/>
       </w:pPr>
@@ -2173,7 +2287,7 @@
       <w:pPr>
         <w:numPr>
           <w:ilvl w:val="0"/>
-          <w:numId w:val="1016"/>
+          <w:numId w:val="1017"/>
         </w:numPr>
         <w:pStyle w:val="Compact"/>
       </w:pPr>
@@ -2185,7 +2299,7 @@
       <w:pPr>
         <w:numPr>
           <w:ilvl w:val="0"/>
-          <w:numId w:val="1016"/>
+          <w:numId w:val="1017"/>
         </w:numPr>
         <w:pStyle w:val="Compact"/>
       </w:pPr>
@@ -2197,7 +2311,7 @@
       <w:pPr>
         <w:numPr>
           <w:ilvl w:val="0"/>
-          <w:numId w:val="1016"/>
+          <w:numId w:val="1017"/>
         </w:numPr>
         <w:pStyle w:val="Compact"/>
       </w:pPr>
@@ -2209,7 +2323,7 @@
       <w:pPr>
         <w:numPr>
           <w:ilvl w:val="0"/>
-          <w:numId w:val="1016"/>
+          <w:numId w:val="1017"/>
         </w:numPr>
         <w:pStyle w:val="Compact"/>
       </w:pPr>
@@ -2221,7 +2335,7 @@
       <w:pPr>
         <w:numPr>
           <w:ilvl w:val="0"/>
-          <w:numId w:val="1016"/>
+          <w:numId w:val="1017"/>
         </w:numPr>
         <w:pStyle w:val="Compact"/>
       </w:pPr>
@@ -2237,8 +2351,8 @@
         <w:t xml:space="preserve">Critical 또는 High가 존재하면 Merge Ready가 될 수 없다. Accepted Risk는 권한자, 사유, 만료일, 보완통제를 기록한다.</w:t>
       </w:r>
     </w:p>
-    <w:bookmarkEnd w:id="54"/>
-    <w:bookmarkStart w:id="59" w:name="출시-검증"/>
+    <w:bookmarkEnd w:id="57"/>
+    <w:bookmarkStart w:id="62" w:name="출시-검증"/>
     <w:p>
       <w:pPr>
         <w:pStyle w:val="Heading2"/>
@@ -2247,7 +2361,7 @@
         <w:t xml:space="preserve">8. 출시 검증</w:t>
       </w:r>
     </w:p>
-    <w:bookmarkStart w:id="55" w:name="alpha"/>
+    <w:bookmarkStart w:id="58" w:name="alpha"/>
     <w:p>
       <w:pPr>
         <w:pStyle w:val="Heading3"/>
@@ -2264,8 +2378,8 @@
         <w:t xml:space="preserve">내부 Fixture와 제한 Repository. 데이터 보존과 외부 배포 금지.</w:t>
       </w:r>
     </w:p>
-    <w:bookmarkEnd w:id="55"/>
-    <w:bookmarkStart w:id="56" w:name="beta"/>
+    <w:bookmarkEnd w:id="58"/>
+    <w:bookmarkStart w:id="59" w:name="beta"/>
     <w:p>
       <w:pPr>
         <w:pStyle w:val="Heading3"/>
@@ -2282,8 +2396,8 @@
         <w:t xml:space="preserve">선정 고객 Web Case와 VS Code Pilot. 전문가 검토 필수.</w:t>
       </w:r>
     </w:p>
-    <w:bookmarkEnd w:id="56"/>
-    <w:bookmarkStart w:id="57" w:name="release-candidate"/>
+    <w:bookmarkEnd w:id="59"/>
+    <w:bookmarkStart w:id="60" w:name="release-candidate"/>
     <w:p>
       <w:pPr>
         <w:pStyle w:val="Heading3"/>
@@ -2300,8 +2414,8 @@
         <w:t xml:space="preserve">전체 E2E 연속 2회, 성능·보안·복구, OLicense, 결제·환불, 삭제 시험 통과.</w:t>
       </w:r>
     </w:p>
-    <w:bookmarkEnd w:id="57"/>
-    <w:bookmarkStart w:id="58" w:name="general-availability"/>
+    <w:bookmarkEnd w:id="60"/>
+    <w:bookmarkStart w:id="61" w:name="general-availability"/>
     <w:p>
       <w:pPr>
         <w:pStyle w:val="Heading3"/>
@@ -2318,9 +2432,9 @@
         <w:t xml:space="preserve">SLA, Support, Billing, Security 문서, Incident Runbook, Rollback 준비 완료.</w:t>
       </w:r>
     </w:p>
-    <w:bookmarkEnd w:id="58"/>
-    <w:bookmarkEnd w:id="59"/>
-    <w:bookmarkStart w:id="60" w:name="운영-runbook"/>
+    <w:bookmarkEnd w:id="61"/>
+    <w:bookmarkEnd w:id="62"/>
+    <w:bookmarkStart w:id="63" w:name="운영-runbook"/>
     <w:p>
       <w:pPr>
         <w:pStyle w:val="Heading2"/>
@@ -2333,7 +2447,7 @@
       <w:pPr>
         <w:numPr>
           <w:ilvl w:val="0"/>
-          <w:numId w:val="1017"/>
+          <w:numId w:val="1018"/>
         </w:numPr>
         <w:pStyle w:val="Compact"/>
       </w:pPr>
@@ -2345,7 +2459,7 @@
       <w:pPr>
         <w:numPr>
           <w:ilvl w:val="0"/>
-          <w:numId w:val="1017"/>
+          <w:numId w:val="1018"/>
         </w:numPr>
         <w:pStyle w:val="Compact"/>
       </w:pPr>
@@ -2357,7 +2471,7 @@
       <w:pPr>
         <w:numPr>
           <w:ilvl w:val="0"/>
-          <w:numId w:val="1017"/>
+          <w:numId w:val="1018"/>
         </w:numPr>
         <w:pStyle w:val="Compact"/>
       </w:pPr>
@@ -2369,7 +2483,7 @@
       <w:pPr>
         <w:numPr>
           <w:ilvl w:val="0"/>
-          <w:numId w:val="1017"/>
+          <w:numId w:val="1018"/>
         </w:numPr>
         <w:pStyle w:val="Compact"/>
       </w:pPr>
@@ -2381,7 +2495,7 @@
       <w:pPr>
         <w:numPr>
           <w:ilvl w:val="0"/>
-          <w:numId w:val="1017"/>
+          <w:numId w:val="1018"/>
         </w:numPr>
         <w:pStyle w:val="Compact"/>
       </w:pPr>
@@ -2393,7 +2507,7 @@
       <w:pPr>
         <w:numPr>
           <w:ilvl w:val="0"/>
-          <w:numId w:val="1017"/>
+          <w:numId w:val="1018"/>
         </w:numPr>
         <w:pStyle w:val="Compact"/>
       </w:pPr>
@@ -2405,7 +2519,7 @@
       <w:pPr>
         <w:numPr>
           <w:ilvl w:val="0"/>
-          <w:numId w:val="1017"/>
+          <w:numId w:val="1018"/>
         </w:numPr>
         <w:pStyle w:val="Compact"/>
       </w:pPr>
@@ -2417,7 +2531,7 @@
       <w:pPr>
         <w:numPr>
           <w:ilvl w:val="0"/>
-          <w:numId w:val="1017"/>
+          <w:numId w:val="1018"/>
         </w:numPr>
         <w:pStyle w:val="Compact"/>
       </w:pPr>
@@ -2429,7 +2543,7 @@
       <w:pPr>
         <w:numPr>
           <w:ilvl w:val="0"/>
-          <w:numId w:val="1017"/>
+          <w:numId w:val="1018"/>
         </w:numPr>
         <w:pStyle w:val="Compact"/>
       </w:pPr>
@@ -2441,7 +2555,7 @@
       <w:pPr>
         <w:numPr>
           <w:ilvl w:val="0"/>
-          <w:numId w:val="1017"/>
+          <w:numId w:val="1018"/>
         </w:numPr>
         <w:pStyle w:val="Compact"/>
       </w:pPr>
@@ -2453,7 +2567,7 @@
       <w:pPr>
         <w:numPr>
           <w:ilvl w:val="0"/>
-          <w:numId w:val="1017"/>
+          <w:numId w:val="1018"/>
         </w:numPr>
         <w:pStyle w:val="Compact"/>
       </w:pPr>
@@ -2465,7 +2579,7 @@
       <w:pPr>
         <w:numPr>
           <w:ilvl w:val="0"/>
-          <w:numId w:val="1017"/>
+          <w:numId w:val="1018"/>
         </w:numPr>
         <w:pStyle w:val="Compact"/>
       </w:pPr>
@@ -2477,7 +2591,7 @@
       <w:pPr>
         <w:numPr>
           <w:ilvl w:val="0"/>
-          <w:numId w:val="1017"/>
+          <w:numId w:val="1018"/>
         </w:numPr>
         <w:pStyle w:val="Compact"/>
       </w:pPr>
@@ -2500,7 +2614,7 @@
       <w:r>
         <w:t xml:space="preserve">Customer Communication은 공개 Status Page(구성요소별 가동 상태, 진행 중 사고 게시)와 영향받은 Organization 대상 개별 통지(</w:t>
       </w:r>
-      <w:hyperlink r:id="rId52">
+      <w:hyperlink r:id="rId55">
         <w:r>
           <w:rPr>
             <w:rStyle w:val="Hyperlink"/>
@@ -2515,8 +2629,8 @@
         <w:t xml:space="preserve">§10-1 ONotify)로 이원화한다. Critical 사고는 Status Page 게시와 개별 통지를 15분 이내 동시에 시작한다.</w:t>
       </w:r>
     </w:p>
-    <w:bookmarkEnd w:id="60"/>
-    <w:bookmarkStart w:id="61" w:name="모니터링"/>
+    <w:bookmarkEnd w:id="63"/>
+    <w:bookmarkStart w:id="64" w:name="모니터링"/>
     <w:p>
       <w:pPr>
         <w:pStyle w:val="Heading2"/>
@@ -2529,7 +2643,7 @@
       <w:pPr>
         <w:numPr>
           <w:ilvl w:val="0"/>
-          <w:numId w:val="1018"/>
+          <w:numId w:val="1019"/>
         </w:numPr>
         <w:pStyle w:val="Compact"/>
       </w:pPr>
@@ -2541,7 +2655,7 @@
       <w:pPr>
         <w:numPr>
           <w:ilvl w:val="0"/>
-          <w:numId w:val="1018"/>
+          <w:numId w:val="1019"/>
         </w:numPr>
         <w:pStyle w:val="Compact"/>
       </w:pPr>
@@ -2553,7 +2667,7 @@
       <w:pPr>
         <w:numPr>
           <w:ilvl w:val="0"/>
-          <w:numId w:val="1018"/>
+          <w:numId w:val="1019"/>
         </w:numPr>
         <w:pStyle w:val="Compact"/>
       </w:pPr>
@@ -2565,7 +2679,7 @@
       <w:pPr>
         <w:numPr>
           <w:ilvl w:val="0"/>
-          <w:numId w:val="1018"/>
+          <w:numId w:val="1019"/>
         </w:numPr>
         <w:pStyle w:val="Compact"/>
       </w:pPr>
@@ -2577,7 +2691,7 @@
       <w:pPr>
         <w:numPr>
           <w:ilvl w:val="0"/>
-          <w:numId w:val="1018"/>
+          <w:numId w:val="1019"/>
         </w:numPr>
         <w:pStyle w:val="Compact"/>
       </w:pPr>
@@ -2589,7 +2703,7 @@
       <w:pPr>
         <w:numPr>
           <w:ilvl w:val="0"/>
-          <w:numId w:val="1018"/>
+          <w:numId w:val="1019"/>
         </w:numPr>
         <w:pStyle w:val="Compact"/>
       </w:pPr>
@@ -2601,7 +2715,7 @@
       <w:pPr>
         <w:numPr>
           <w:ilvl w:val="0"/>
-          <w:numId w:val="1018"/>
+          <w:numId w:val="1019"/>
         </w:numPr>
         <w:pStyle w:val="Compact"/>
       </w:pPr>
@@ -2613,7 +2727,7 @@
       <w:pPr>
         <w:numPr>
           <w:ilvl w:val="0"/>
-          <w:numId w:val="1018"/>
+          <w:numId w:val="1019"/>
         </w:numPr>
         <w:pStyle w:val="Compact"/>
       </w:pPr>
@@ -2625,7 +2739,7 @@
       <w:pPr>
         <w:numPr>
           <w:ilvl w:val="0"/>
-          <w:numId w:val="1018"/>
+          <w:numId w:val="1019"/>
         </w:numPr>
         <w:pStyle w:val="Compact"/>
       </w:pPr>
@@ -2637,7 +2751,7 @@
       <w:pPr>
         <w:numPr>
           <w:ilvl w:val="0"/>
-          <w:numId w:val="1018"/>
+          <w:numId w:val="1019"/>
         </w:numPr>
         <w:pStyle w:val="Compact"/>
       </w:pPr>
@@ -2649,7 +2763,7 @@
       <w:pPr>
         <w:numPr>
           <w:ilvl w:val="0"/>
-          <w:numId w:val="1018"/>
+          <w:numId w:val="1019"/>
         </w:numPr>
         <w:pStyle w:val="Compact"/>
       </w:pPr>
@@ -2661,7 +2775,7 @@
       <w:pPr>
         <w:numPr>
           <w:ilvl w:val="0"/>
-          <w:numId w:val="1018"/>
+          <w:numId w:val="1019"/>
         </w:numPr>
         <w:pStyle w:val="Compact"/>
       </w:pPr>
@@ -2673,7 +2787,7 @@
       <w:pPr>
         <w:numPr>
           <w:ilvl w:val="0"/>
-          <w:numId w:val="1018"/>
+          <w:numId w:val="1019"/>
         </w:numPr>
         <w:pStyle w:val="Compact"/>
       </w:pPr>
@@ -2685,7 +2799,7 @@
       <w:pPr>
         <w:numPr>
           <w:ilvl w:val="0"/>
-          <w:numId w:val="1018"/>
+          <w:numId w:val="1019"/>
         </w:numPr>
         <w:pStyle w:val="Compact"/>
       </w:pPr>
@@ -2697,7 +2811,7 @@
       <w:pPr>
         <w:numPr>
           <w:ilvl w:val="0"/>
-          <w:numId w:val="1018"/>
+          <w:numId w:val="1019"/>
         </w:numPr>
         <w:pStyle w:val="Compact"/>
       </w:pPr>
@@ -2709,7 +2823,7 @@
       <w:pPr>
         <w:numPr>
           <w:ilvl w:val="0"/>
-          <w:numId w:val="1018"/>
+          <w:numId w:val="1019"/>
         </w:numPr>
         <w:pStyle w:val="Compact"/>
       </w:pPr>
@@ -2721,7 +2835,7 @@
       <w:pPr>
         <w:numPr>
           <w:ilvl w:val="0"/>
-          <w:numId w:val="1018"/>
+          <w:numId w:val="1019"/>
         </w:numPr>
         <w:pStyle w:val="Compact"/>
       </w:pPr>
@@ -2733,7 +2847,7 @@
       <w:pPr>
         <w:numPr>
           <w:ilvl w:val="0"/>
-          <w:numId w:val="1018"/>
+          <w:numId w:val="1019"/>
         </w:numPr>
         <w:pStyle w:val="Compact"/>
       </w:pPr>
@@ -2741,8 +2855,8 @@
         <w:t xml:space="preserve">정기 Evidence 재현성 감사 결과(재현 성공률, ReproducibilityAuditSample 기준)</w:t>
       </w:r>
     </w:p>
-    <w:bookmarkEnd w:id="61"/>
-    <w:bookmarkStart w:id="62" w:name="우선-구현-순서"/>
+    <w:bookmarkEnd w:id="64"/>
+    <w:bookmarkStart w:id="65" w:name="우선-구현-순서"/>
     <w:p>
       <w:pPr>
         <w:pStyle w:val="Heading2"/>
@@ -2755,7 +2869,7 @@
       <w:pPr>
         <w:numPr>
           <w:ilvl w:val="0"/>
-          <w:numId w:val="1019"/>
+          <w:numId w:val="1020"/>
         </w:numPr>
         <w:pStyle w:val="Compact"/>
       </w:pPr>
@@ -2767,7 +2881,7 @@
       <w:pPr>
         <w:numPr>
           <w:ilvl w:val="0"/>
-          <w:numId w:val="1019"/>
+          <w:numId w:val="1020"/>
         </w:numPr>
         <w:pStyle w:val="Compact"/>
       </w:pPr>
@@ -2779,7 +2893,7 @@
       <w:pPr>
         <w:numPr>
           <w:ilvl w:val="0"/>
-          <w:numId w:val="1019"/>
+          <w:numId w:val="1020"/>
         </w:numPr>
         <w:pStyle w:val="Compact"/>
       </w:pPr>
@@ -2791,7 +2905,7 @@
       <w:pPr>
         <w:numPr>
           <w:ilvl w:val="0"/>
-          <w:numId w:val="1019"/>
+          <w:numId w:val="1020"/>
         </w:numPr>
         <w:pStyle w:val="Compact"/>
       </w:pPr>
@@ -2803,7 +2917,7 @@
       <w:pPr>
         <w:numPr>
           <w:ilvl w:val="0"/>
-          <w:numId w:val="1019"/>
+          <w:numId w:val="1020"/>
         </w:numPr>
         <w:pStyle w:val="Compact"/>
       </w:pPr>
@@ -2815,7 +2929,7 @@
       <w:pPr>
         <w:numPr>
           <w:ilvl w:val="0"/>
-          <w:numId w:val="1019"/>
+          <w:numId w:val="1020"/>
         </w:numPr>
         <w:pStyle w:val="Compact"/>
       </w:pPr>
@@ -2827,7 +2941,7 @@
       <w:pPr>
         <w:numPr>
           <w:ilvl w:val="0"/>
-          <w:numId w:val="1019"/>
+          <w:numId w:val="1020"/>
         </w:numPr>
         <w:pStyle w:val="Compact"/>
       </w:pPr>
@@ -2839,7 +2953,7 @@
       <w:pPr>
         <w:numPr>
           <w:ilvl w:val="0"/>
-          <w:numId w:val="1019"/>
+          <w:numId w:val="1020"/>
         </w:numPr>
         <w:pStyle w:val="Compact"/>
       </w:pPr>
@@ -2851,7 +2965,7 @@
       <w:pPr>
         <w:numPr>
           <w:ilvl w:val="0"/>
-          <w:numId w:val="1019"/>
+          <w:numId w:val="1020"/>
         </w:numPr>
         <w:pStyle w:val="Compact"/>
       </w:pPr>
@@ -2863,7 +2977,7 @@
       <w:pPr>
         <w:numPr>
           <w:ilvl w:val="0"/>
-          <w:numId w:val="1019"/>
+          <w:numId w:val="1020"/>
         </w:numPr>
         <w:pStyle w:val="Compact"/>
       </w:pPr>
@@ -2875,7 +2989,7 @@
       <w:pPr>
         <w:numPr>
           <w:ilvl w:val="0"/>
-          <w:numId w:val="1019"/>
+          <w:numId w:val="1020"/>
         </w:numPr>
         <w:pStyle w:val="Compact"/>
       </w:pPr>
@@ -2883,8 +2997,8 @@
         <w:t xml:space="preserve">OMemory 재귀학습 루프 자동화(RCA→Rule 개정→Golden Fixture 회귀→Promote)</w:t>
       </w:r>
     </w:p>
-    <w:bookmarkEnd w:id="62"/>
-    <w:bookmarkStart w:id="63" w:name="최종-수용기준"/>
+    <w:bookmarkEnd w:id="65"/>
+    <w:bookmarkStart w:id="66" w:name="최종-수용기준"/>
     <w:p>
       <w:pPr>
         <w:pStyle w:val="Heading2"/>
@@ -2897,7 +3011,7 @@
       <w:pPr>
         <w:numPr>
           <w:ilvl w:val="0"/>
-          <w:numId w:val="1020"/>
+          <w:numId w:val="1021"/>
         </w:numPr>
         <w:pStyle w:val="Compact"/>
       </w:pPr>
@@ -2909,7 +3023,7 @@
       <w:pPr>
         <w:numPr>
           <w:ilvl w:val="0"/>
-          <w:numId w:val="1020"/>
+          <w:numId w:val="1021"/>
         </w:numPr>
         <w:pStyle w:val="Compact"/>
       </w:pPr>
@@ -2921,7 +3035,7 @@
       <w:pPr>
         <w:numPr>
           <w:ilvl w:val="0"/>
-          <w:numId w:val="1020"/>
+          <w:numId w:val="1021"/>
         </w:numPr>
         <w:pStyle w:val="Compact"/>
       </w:pPr>
@@ -2933,7 +3047,7 @@
       <w:pPr>
         <w:numPr>
           <w:ilvl w:val="0"/>
-          <w:numId w:val="1020"/>
+          <w:numId w:val="1021"/>
         </w:numPr>
         <w:pStyle w:val="Compact"/>
       </w:pPr>
@@ -2945,7 +3059,7 @@
       <w:pPr>
         <w:numPr>
           <w:ilvl w:val="0"/>
-          <w:numId w:val="1020"/>
+          <w:numId w:val="1021"/>
         </w:numPr>
         <w:pStyle w:val="Compact"/>
       </w:pPr>
@@ -2957,7 +3071,7 @@
       <w:pPr>
         <w:numPr>
           <w:ilvl w:val="0"/>
-          <w:numId w:val="1020"/>
+          <w:numId w:val="1021"/>
         </w:numPr>
         <w:pStyle w:val="Compact"/>
       </w:pPr>
@@ -2969,7 +3083,7 @@
       <w:pPr>
         <w:numPr>
           <w:ilvl w:val="0"/>
-          <w:numId w:val="1020"/>
+          <w:numId w:val="1021"/>
         </w:numPr>
         <w:pStyle w:val="Compact"/>
       </w:pPr>
@@ -2981,7 +3095,7 @@
       <w:pPr>
         <w:numPr>
           <w:ilvl w:val="0"/>
-          <w:numId w:val="1020"/>
+          <w:numId w:val="1021"/>
         </w:numPr>
         <w:pStyle w:val="Compact"/>
       </w:pPr>
@@ -2993,7 +3107,7 @@
       <w:pPr>
         <w:numPr>
           <w:ilvl w:val="0"/>
-          <w:numId w:val="1020"/>
+          <w:numId w:val="1021"/>
         </w:numPr>
         <w:pStyle w:val="Compact"/>
       </w:pPr>
@@ -3001,8 +3115,8 @@
         <w:t xml:space="preserve">Final Evidence Pack 봉인</w:t>
       </w:r>
     </w:p>
-    <w:bookmarkEnd w:id="63"/>
-    <w:bookmarkEnd w:id="64"/>
+    <w:bookmarkEnd w:id="66"/>
+    <w:bookmarkEnd w:id="67"/>
     <w:sectPr/>
   </w:body>
 </w:document>
@@ -3373,6 +3487,9 @@
     <w:abstractNumId w:val="991"/>
   </w:num>
   <w:num w:numId="1016">
+    <w:abstractNumId w:val="991"/>
+  </w:num>
+  <w:num w:numId="1017">
     <w:abstractNumId w:val="99411"/>
     <w:lvlOverride w:ilvl="0">
       <w:startOverride w:val="1"/>
@@ -3402,13 +3519,13 @@
       <w:startOverride w:val="1"/>
     </w:lvlOverride>
   </w:num>
-  <w:num w:numId="1017">
-    <w:abstractNumId w:val="991"/>
-  </w:num>
   <w:num w:numId="1018">
     <w:abstractNumId w:val="991"/>
   </w:num>
   <w:num w:numId="1019">
+    <w:abstractNumId w:val="991"/>
+  </w:num>
+  <w:num w:numId="1020">
     <w:abstractNumId w:val="99411"/>
     <w:lvlOverride w:ilvl="0">
       <w:startOverride w:val="1"/>
@@ -3438,7 +3555,7 @@
       <w:startOverride w:val="1"/>
     </w:lvlOverride>
   </w:num>
-  <w:num w:numId="1020">
+  <w:num w:numId="1021">
     <w:abstractNumId w:val="991"/>
   </w:num>
 </w:numbering>

--- a/docs/master/doc/06_TEST_OPERATION_IMPLEMENTATION_PLAN.docx
+++ b/docs/master/doc/06_TEST_OPERATION_IMPLEMENTATION_PLAN.docx
@@ -10,7 +10,7 @@
         <w:t xml:space="preserve">06_TEST_OPERATION_IMPLEMENTATION_PLAN</w:t>
       </w:r>
     </w:p>
-    <w:bookmarkStart w:id="67" w:name="onsure-시험운영구현-계획서"/>
+    <w:bookmarkStart w:id="68" w:name="onsure-시험운영구현-계획서"/>
     <w:p>
       <w:pPr>
         <w:pStyle w:val="Heading1"/>
@@ -2856,7 +2856,7 @@
       </w:r>
     </w:p>
     <w:bookmarkEnd w:id="64"/>
-    <w:bookmarkStart w:id="65" w:name="우선-구현-순서"/>
+    <w:bookmarkStart w:id="66" w:name="우선-구현-순서"/>
     <w:p>
       <w:pPr>
         <w:pStyle w:val="Heading2"/>
@@ -2994,11 +2994,106 @@
         <w:pStyle w:val="Compact"/>
       </w:pPr>
       <w:r>
-        <w:t xml:space="preserve">OMemory 재귀학습 루프 자동화(RCA→Rule 개정→Golden Fixture 회귀→Promote)</w:t>
-      </w:r>
-    </w:p>
-    <w:bookmarkEnd w:id="65"/>
-    <w:bookmarkStart w:id="66" w:name="최종-수용기준"/>
+        <w:t xml:space="preserve">OMemory 재귀학습 루프 자동화(RCA→Rule 개정→Golden Fixture 회귀→Promote),</w:t>
+      </w:r>
+      <w:r>
+        <w:t xml:space="preserve"> </w:t>
+      </w:r>
+      <w:r>
+        <w:rPr>
+          <w:rStyle w:val="VerbatimChar"/>
+        </w:rPr>
+        <w:t xml:space="preserve">contracts/learning-to-application-pipeline.v1.json</w:t>
+      </w:r>
+      <w:r>
+        <w:t xml:space="preserve">의</w:t>
+      </w:r>
+      <w:r>
+        <w:t xml:space="preserve"> </w:t>
+      </w:r>
+      <w:r>
+        <w:rPr>
+          <w:rStyle w:val="VerbatimChar"/>
+        </w:rPr>
+        <w:t xml:space="preserve">VALIDATION_PACK_APPLY</w:t>
+      </w:r>
+      <w:r>
+        <w:t xml:space="preserve"> </w:t>
+      </w:r>
+      <w:r>
+        <w:t xml:space="preserve">경로로</w:t>
+      </w:r>
+      <w:r>
+        <w:t xml:space="preserve"> </w:t>
+      </w:r>
+      <w:r>
+        <w:rPr>
+          <w:rStyle w:val="VerbatimChar"/>
+        </w:rPr>
+        <w:t xml:space="preserve">APPLIED_LOCKED</w:t>
+      </w:r>
+      <w:r>
+        <w:t xml:space="preserve"> </w:t>
+      </w:r>
+      <w:r>
+        <w:t xml:space="preserve">최소 1건 달성</w:t>
+      </w:r>
+    </w:p>
+    <w:p>
+      <w:pPr>
+        <w:numPr>
+          <w:ilvl w:val="0"/>
+          <w:numId w:val="1020"/>
+        </w:numPr>
+        <w:pStyle w:val="Compact"/>
+      </w:pPr>
+      <w:r>
+        <w:t xml:space="preserve">OTraining(Target AI Auto-Learning) — 11번이</w:t>
+      </w:r>
+      <w:r>
+        <w:t xml:space="preserve"> </w:t>
+      </w:r>
+      <w:r>
+        <w:rPr>
+          <w:rStyle w:val="VerbatimChar"/>
+        </w:rPr>
+        <w:t xml:space="preserve">APPLIED_LOCKED</w:t>
+      </w:r>
+      <w:r>
+        <w:t xml:space="preserve"> </w:t>
+      </w:r>
+      <w:r>
+        <w:t xml:space="preserve">1건 이상을 실제로 달성하기 전까지 착수하지 않는다(</w:t>
+      </w:r>
+      <w:r>
+        <w:rPr>
+          <w:rStyle w:val="VerbatimChar"/>
+        </w:rPr>
+        <w:t xml:space="preserve">TARGET_PRODUCT_APPLY: mvp_allowed=false</w:t>
+      </w:r>
+      <w:r>
+        <w:t xml:space="preserve"> </w:t>
+      </w:r>
+      <w:r>
+        <w:t xml:space="preserve">하드 게이트,</w:t>
+      </w:r>
+      <w:r>
+        <w:t xml:space="preserve"> </w:t>
+      </w:r>
+      <w:hyperlink r:id="rId65">
+        <w:r>
+          <w:rPr>
+            <w:rStyle w:val="Hyperlink"/>
+          </w:rPr>
+          <w:t xml:space="preserve">00_ONSURE_MASTER_DESIGN_SET.md §2-2</w:t>
+        </w:r>
+      </w:hyperlink>
+      <w:r>
+        <w:t xml:space="preserve">)</w:t>
+      </w:r>
+    </w:p>
+    <w:bookmarkEnd w:id="66"/>
+    <w:bookmarkStart w:id="67" w:name="최종-수용기준"/>
     <w:p>
       <w:pPr>
         <w:pStyle w:val="Heading2"/>
@@ -3115,8 +3210,8 @@
         <w:t xml:space="preserve">Final Evidence Pack 봉인</w:t>
       </w:r>
     </w:p>
-    <w:bookmarkEnd w:id="66"/>
     <w:bookmarkEnd w:id="67"/>
+    <w:bookmarkEnd w:id="68"/>
     <w:sectPr/>
   </w:body>
 </w:document>
